--- a/docs/THE_HUB_HUBKLUB_Project_Overview.docx
+++ b/docs/THE_HUB_HUBKLUB_Project_Overview.docx
@@ -4,7 +4,7 @@
   <w:body>
     <w:p>
       <w:pPr>
-        <w:spacing w:before="120" w:after="40"/>
+        <w:spacing w:before="80" w:after="40"/>
       </w:pPr>
       <w:r>
         <w:rPr>
@@ -18,15 +18,16 @@
     </w:p>
     <w:p>
       <w:pPr>
-        <w:spacing w:before="0" w:after="280"/>
+        <w:spacing w:before="0" w:after="240"/>
       </w:pPr>
       <w:r>
         <w:rPr>
           <w:rFonts w:ascii="Calibri" w:hAnsi="Calibri"/>
+          <w:b/>
           <w:color w:val="B4915F"/>
-          <w:sz w:val="28"/>
+          <w:sz w:val="26"/>
         </w:rPr>
-        <w:t>Executive Project Overview: Mobile App &amp; Store POS Billing Integration</w:t>
+        <w:t>Project Overview: Customer Mobile App, Store POS Counter &amp; GO SILVER (2027–2028) Celebration Scheme</w:t>
       </w:r>
     </w:p>
     <w:tbl>
@@ -37,7 +38,7 @@
         <w:tblLook w:firstColumn="1" w:firstRow="1" w:lastColumn="0" w:lastRow="0" w:noHBand="0" w:noVBand="1" w:val="04A0"/>
       </w:tblPr>
       <w:tblGrid>
-        <w:gridCol w:w="9792"/>
+        <w:gridCol w:w="9936"/>
       </w:tblGrid>
       <w:tr>
         <w:trPr>
@@ -45,7 +46,7 @@
         </w:trPr>
         <w:tc>
           <w:tcPr>
-            <w:tcW w:type="dxa" w:w="9792"/>
+            <w:tcW w:type="dxa" w:w="9936"/>
             <w:shd w:fill="C5A880"/>
           </w:tcPr>
           <w:p/>
@@ -57,60 +58,6 @@
         <w:spacing w:after="160"/>
       </w:pPr>
     </w:p>
-    <w:tbl>
-      <w:tblPr>
-        <w:tblW w:type="auto" w:w="0"/>
-        <w:jc w:val="center"/>
-        <w:tblLook w:firstColumn="1" w:firstRow="1" w:lastColumn="0" w:lastRow="0" w:noHBand="0" w:noVBand="1" w:val="04A0"/>
-      </w:tblPr>
-      <w:tblGrid>
-        <w:gridCol w:w="9792"/>
-      </w:tblGrid>
-      <w:tr>
-        <w:tc>
-          <w:tcPr>
-            <w:tcW w:type="dxa" w:w="9792"/>
-            <w:shd w:fill="FBF9F5"/>
-            <w:tcMar>
-              <w:top w:w="180" w:type="dxa"/>
-              <w:bottom w:w="180" w:type="dxa"/>
-              <w:left w:w="250" w:type="dxa"/>
-              <w:right w:w="250" w:type="dxa"/>
-            </w:tcMar>
-          </w:tcPr>
-          <w:p>
-            <w:r>
-              <w:rPr>
-                <w:rFonts w:ascii="Calibri" w:hAnsi="Calibri"/>
-                <w:b/>
-                <w:color w:val="8C6937"/>
-                <w:sz w:val="22"/>
-              </w:rPr>
-              <w:t>EXECUTIVE SUMMARY (IN BRIEF)</w:t>
-              <w:br/>
-            </w:r>
-            <w:r>
-              <w:rPr>
-                <w:rFonts w:ascii="Calibri" w:hAnsi="Calibri"/>
-                <w:color w:val="2D2D2D"/>
-                <w:sz w:val="21"/>
-              </w:rPr>
-              <w:t>The HUB is a luxury men's boutique and bridal couture house located in Vadodara, Gujarat. This project eliminates the disconnect between physical store counters and digital commerce. It provides a customer mobile app and a retail store POS counter dashboard that communicate in real time.</w:t>
-              <w:br/>
-              <w:br/>
-              <w:t>• At the physical counter: Cashiers look up customer accounts in seconds, offer cash points discounts, and award points automatically.</w:t>
-              <w:br/>
-              <w:t>• On the customer's phone: Every physical counter bill instantly arrives on the app, points are credited automatically, and receipts are archived permanently without paper.</w:t>
-            </w:r>
-          </w:p>
-        </w:tc>
-      </w:tr>
-    </w:tbl>
-    <w:p>
-      <w:pPr>
-        <w:spacing w:after="200"/>
-      </w:pPr>
-    </w:p>
     <w:p>
       <w:pPr>
         <w:spacing w:before="280" w:after="120"/>
@@ -120,9 +67,9 @@
           <w:rFonts w:ascii="Georgia" w:hAnsi="Georgia"/>
           <w:b/>
           <w:color w:val="111111"/>
-          <w:sz w:val="32"/>
+          <w:sz w:val="31"/>
         </w:rPr>
-        <w:t>1. What We Provide in the Mobile Application</w:t>
+        <w:t>1. What We Provide in the Customer Mobile Application</w:t>
       </w:r>
     </w:p>
     <w:p>
@@ -134,7 +81,7 @@
           <w:rFonts w:ascii="Calibri" w:hAnsi="Calibri"/>
           <w:sz w:val="21"/>
         </w:rPr>
-        <w:t>The mobile app is designed specifically for the customer's smartphone (Android &amp; iOS). It gives them a personalized luxury shopping experience, an active loyalty wallet, and permanent digital receipt tracking:</w:t>
+        <w:t>The mobile application (Android &amp; iOS) is designed for The HUB's customers. It delivers a luxury boutique catalog, an active HUBKLUB loyalty wallet, live GO SILVER milestone tracking, and digital store bills:</w:t>
       </w:r>
     </w:p>
     <w:p>
@@ -154,10 +101,10 @@
       <w:r>
         <w:rPr>
           <w:rFonts w:ascii="Calibri" w:hAnsi="Calibri"/>
-          <w:color w:val="3C3C3C"/>
+          <w:color w:val="373737"/>
           <w:sz w:val="21"/>
         </w:rPr>
-        <w:t>Browse wedding couture, festive kurtas, royal sherwanis, tuxedos, Indo-Western sets, and accessories with high-resolution imagery, fabric details, sizing options, and live boutique inventory.</w:t>
+        <w:t>Browse wedding couture, festive kurtas, royal sherwanis, tuxedos, Indo-Western outfits, and accessories with high-definition imagery, fabric details, sizing, and live store inventory.</w:t>
       </w:r>
     </w:p>
     <w:p>
@@ -177,10 +124,10 @@
       <w:r>
         <w:rPr>
           <w:rFonts w:ascii="Calibri" w:hAnsi="Calibri"/>
-          <w:color w:val="3C3C3C"/>
+          <w:color w:val="373737"/>
           <w:sz w:val="21"/>
         </w:rPr>
-        <w:t>Customers carry their loyalty tier (Classic, Gold, or Platinum) and membership ID right on their smartphone. No plastic cards or physical paperwork required.</w:t>
+        <w:t>Customers carry their loyalty tier (Classic, Gold, or Platinum) and unique membership ID on their phone—no plastic cards needed.</w:t>
       </w:r>
     </w:p>
     <w:p>
@@ -195,15 +142,15 @@
           <w:color w:val="111111"/>
           <w:sz w:val="21"/>
         </w:rPr>
-        <w:t xml:space="preserve">Live Points Balance (1 Point = ₹1 Rupee): </w:t>
+        <w:t xml:space="preserve">Live Points Wallet (1 Point = ₹1 Rupee): </w:t>
       </w:r>
       <w:r>
         <w:rPr>
           <w:rFonts w:ascii="Calibri" w:hAnsi="Calibri"/>
-          <w:color w:val="3C3C3C"/>
+          <w:color w:val="373737"/>
           <w:sz w:val="21"/>
         </w:rPr>
-        <w:t>Transparent, straightforward rewards. Points have direct 1:1 rupee purchasing power (e.g. 1,700 points = ₹1,700 cash discount on any in-store or online purchase).</w:t>
+        <w:t>Complete transparency with 1:1 rupee redemption value (e.g., 1,700 points = ₹1,700 instant cash discount on any purchase).</w:t>
       </w:r>
     </w:p>
     <w:p>
@@ -218,15 +165,15 @@
           <w:color w:val="111111"/>
           <w:sz w:val="21"/>
         </w:rPr>
-        <w:t xml:space="preserve">Membership Eligibility Tracker: </w:t>
+        <w:t xml:space="preserve">Membership Eligibility Tracker (₹1,000 Threshold): </w:t>
       </w:r>
       <w:r>
         <w:rPr>
           <w:rFonts w:ascii="Calibri" w:hAnsi="Calibri"/>
-          <w:color w:val="3C3C3C"/>
+          <w:color w:val="373737"/>
           <w:sz w:val="21"/>
         </w:rPr>
-        <w:t>Visual progress bar showing customer spend toward unlocking membership (₹1,000 threshold on a single purchase) with instant one-tap enrollment.</w:t>
+        <w:t>Visual progress indicator showing eligibility on a single purchase of ₹1,000 or more, with instant one-tap enrollment.</w:t>
       </w:r>
     </w:p>
     <w:p>
@@ -241,15 +188,15 @@
           <w:color w:val="111111"/>
           <w:sz w:val="21"/>
         </w:rPr>
-        <w:t xml:space="preserve">Points Earning &amp; 20% Annual VIP Milestone Bonus: </w:t>
+        <w:t xml:space="preserve">'The Point That Matters' Earning Slabs: </w:t>
       </w:r>
       <w:r>
         <w:rPr>
           <w:rFonts w:ascii="Calibri" w:hAnsi="Calibri"/>
-          <w:color w:val="3C3C3C"/>
+          <w:color w:val="373737"/>
           <w:sz w:val="21"/>
         </w:rPr>
-        <w:t>Earn 3% back (up to ₹20,000), 5% back (₹20,001 to ₹50,000), and 6% back (above ₹50,000). Spending over ₹1,00,000 annually unlocks a 20% annual bonus milestone.</w:t>
+        <w:t>Automatic single-invoice reward calculation: 3% back (Up to ₹20,000), 5% back (₹20,001 to ₹50,000), and 6% back (₹50,001 and above).</w:t>
       </w:r>
     </w:p>
     <w:p>
@@ -264,15 +211,15 @@
           <w:color w:val="111111"/>
           <w:sz w:val="21"/>
         </w:rPr>
-        <w:t xml:space="preserve">Accurate Points Ledger &amp; History: </w:t>
+        <w:t xml:space="preserve">20% Annual Milestone Bonus: </w:t>
       </w:r>
       <w:r>
         <w:rPr>
           <w:rFonts w:ascii="Calibri" w:hAnsi="Calibri"/>
-          <w:color w:val="3C3C3C"/>
+          <w:color w:val="373737"/>
           <w:sz w:val="21"/>
         </w:rPr>
-        <w:t>Complete itemized log showing all points earned from store counter bills, online orders, points redeemed, and welcome credits with status and dates.</w:t>
+        <w:t>Customers who accumulate ₹1,00,000 in annual purchases automatically receive a 20% bonus on points earned in that year.</w:t>
       </w:r>
     </w:p>
     <w:p>
@@ -287,15 +234,15 @@
           <w:color w:val="111111"/>
           <w:sz w:val="21"/>
         </w:rPr>
-        <w:t xml:space="preserve">Points Expiry Tracking (24-Month Validity): </w:t>
+        <w:t xml:space="preserve">GO SILVER (2027–2028) Celebration Tracker: </w:t>
       </w:r>
       <w:r>
         <w:rPr>
           <w:rFonts w:ascii="Calibri" w:hAnsi="Calibri"/>
-          <w:color w:val="3C3C3C"/>
+          <w:color w:val="373737"/>
           <w:sz w:val="21"/>
         </w:rPr>
-        <w:t>Visual countdown showing valid batches of points so customers never lose their hard-earned rewards.</w:t>
+        <w:t>Dedicated silver-toned celebration card showing customer progress toward unlocking 25th Anniversary rewards (Event Pass and Surprise Gifts).</w:t>
       </w:r>
     </w:p>
     <w:p>
@@ -310,15 +257,15 @@
           <w:color w:val="111111"/>
           <w:sz w:val="21"/>
         </w:rPr>
-        <w:t xml:space="preserve">Digital Store Bills &amp; Receipts ('My Orders'): </w:t>
+        <w:t xml:space="preserve">Points Ledger &amp; 24-Month Validity Tracking: </w:t>
       </w:r>
       <w:r>
         <w:rPr>
           <w:rFonts w:ascii="Calibri" w:hAnsi="Calibri"/>
-          <w:color w:val="3C3C3C"/>
+          <w:color w:val="373737"/>
           <w:sz w:val="21"/>
         </w:rPr>
-        <w:t>Every in-store retail bill from the Vadodara billing counter is automatically synchronized to the customer's phone under 'My Orders &amp; Store Bills'. Paperless receipts for alterations and inquiries.</w:t>
+        <w:t>Full itemized statement of points earned, redeemed, and expiring batches (points remain valid for 2 full years / 730 days).</w:t>
       </w:r>
     </w:p>
     <w:p>
@@ -333,21 +280,649 @@
           <w:color w:val="111111"/>
           <w:sz w:val="21"/>
         </w:rPr>
-        <w:t xml:space="preserve">Live Activity Notifications: </w:t>
+        <w:t xml:space="preserve">Digital Store Bills ('My Orders &amp; Store Bills'): </w:t>
       </w:r>
       <w:r>
         <w:rPr>
           <w:rFonts w:ascii="Calibri" w:hAnsi="Calibri"/>
-          <w:color w:val="3C3C3C"/>
+          <w:color w:val="373737"/>
           <w:sz w:val="21"/>
         </w:rPr>
-        <w:t>Real-time alerts informing the customer whenever an in-store counter bill is finalized, points are credited, or new VIP privileges are unlocked.</w:t>
+        <w:t>Every in-store purchase at The HUB Vadodara counter is automatically saved to the customer's app with invoice number, Tally voucher reference, and loyalty statement.</w:t>
       </w:r>
     </w:p>
     <w:p>
       <w:pPr>
-        <w:spacing w:after="200"/>
+        <w:spacing w:before="280" w:after="120"/>
       </w:pPr>
+      <w:r>
+        <w:rPr>
+          <w:rFonts w:ascii="Georgia" w:hAnsi="Georgia"/>
+          <w:b/>
+          <w:color w:val="0F172A"/>
+          <w:sz w:val="31"/>
+        </w:rPr>
+        <w:t>2. GO SILVER (2027–2028) — 25th Year Silver Jubilee Celebration Scheme</w:t>
+      </w:r>
+    </w:p>
+    <w:tbl>
+      <w:tblPr>
+        <w:tblW w:type="auto" w:w="0"/>
+        <w:jc w:val="center"/>
+        <w:tblLook w:firstColumn="1" w:firstRow="1" w:lastColumn="0" w:lastRow="0" w:noHBand="0" w:noVBand="1" w:val="04A0"/>
+        <w:tblBorders>
+          <w:top w:val="single" w:sz="6" w:space="0" w:color="64748B"/>
+          <w:bottom w:val="single" w:sz="6" w:space="0" w:color="64748B"/>
+          <w:left w:val="none"/>
+          <w:right w:val="none"/>
+          <w:insideH w:val="single" w:sz="6" w:space="0" w:color="CBD5E1"/>
+          <w:insideV w:val="none"/>
+        </w:tblBorders>
+      </w:tblPr>
+      <w:tblGrid>
+        <w:gridCol w:w="9936"/>
+      </w:tblGrid>
+      <w:tr>
+        <w:tc>
+          <w:tcPr>
+            <w:tcW w:type="dxa" w:w="9936"/>
+            <w:shd w:fill="F1F5F9"/>
+            <w:tcMar>
+              <w:top w:w="140" w:type="dxa"/>
+              <w:bottom w:w="140" w:type="dxa"/>
+              <w:left w:w="190" w:type="dxa"/>
+              <w:right w:w="190" w:type="dxa"/>
+            </w:tcMar>
+          </w:tcPr>
+          <w:p>
+            <w:r>
+              <w:rPr>
+                <w:rFonts w:ascii="Calibri" w:hAnsi="Calibri"/>
+                <w:b/>
+                <w:color w:val="0F172A"/>
+                <w:sz w:val="22"/>
+              </w:rPr>
+              <w:t>★ THE HUB GO SILVER — 25TH YEAR CELEBRATION (2027–2028) ★</w:t>
+              <w:br/>
+            </w:r>
+            <w:r>
+              <w:rPr>
+                <w:rFonts w:ascii="Calibri" w:hAnsi="Calibri"/>
+                <w:color w:val="334155"/>
+                <w:sz w:val="20"/>
+              </w:rPr>
+              <w:t>To celebrate 25 glorious years of The HUB in 2028, the platform features a dedicated celebration scheme called 'GO SILVER (2027–2028)'.</w:t>
+              <w:br/>
+              <w:t>• Official Scheme Period: 1st January 2027 to 1st August 2028</w:t>
+              <w:br/>
+              <w:t>• Current Status: Displayed as 'Upcoming (Starts 1 Jan 2027)' across the system so customers are aware in advance.</w:t>
+              <w:br/>
+              <w:t>• Qualification Basis: Total accumulated purchases made by a customer during the celebration window (1st Jan 2027 – 1st Aug 2028).</w:t>
+            </w:r>
+          </w:p>
+        </w:tc>
+      </w:tr>
+    </w:tbl>
+    <w:p>
+      <w:pPr>
+        <w:spacing w:after="120"/>
+      </w:pPr>
+    </w:p>
+    <w:tbl>
+      <w:tblPr>
+        <w:tblW w:type="auto" w:w="0"/>
+        <w:jc w:val="center"/>
+        <w:tblLook w:firstColumn="1" w:firstRow="1" w:lastColumn="0" w:lastRow="0" w:noHBand="0" w:noVBand="1" w:val="04A0"/>
+        <w:tblBorders>
+          <w:top w:val="single" w:sz="6" w:space="0" w:color="475569"/>
+          <w:bottom w:val="single" w:sz="6" w:space="0" w:color="475569"/>
+          <w:left w:val="none"/>
+          <w:right w:val="none"/>
+          <w:insideH w:val="single" w:sz="6" w:space="0" w:color="CBD5E1"/>
+          <w:insideV w:val="none"/>
+        </w:tblBorders>
+      </w:tblPr>
+      <w:tblGrid>
+        <w:gridCol w:w="2484"/>
+        <w:gridCol w:w="2484"/>
+        <w:gridCol w:w="2484"/>
+        <w:gridCol w:w="2484"/>
+      </w:tblGrid>
+      <w:tr>
+        <w:tc>
+          <w:tcPr>
+            <w:tcW w:type="dxa" w:w="2484"/>
+            <w:shd w:fill="0F172A"/>
+            <w:tcMar>
+              <w:top w:w="110" w:type="dxa"/>
+              <w:bottom w:w="110" w:type="dxa"/>
+              <w:left w:w="110" w:type="dxa"/>
+              <w:right w:w="110" w:type="dxa"/>
+            </w:tcMar>
+          </w:tcPr>
+          <w:p>
+            <w:r>
+              <w:rPr>
+                <w:rFonts w:ascii="Calibri" w:hAnsi="Calibri"/>
+                <w:b/>
+                <w:color w:val="F1F5F9"/>
+                <w:sz w:val="19"/>
+              </w:rPr>
+              <w:t>Milestone Tier</w:t>
+            </w:r>
+          </w:p>
+        </w:tc>
+        <w:tc>
+          <w:tcPr>
+            <w:tcW w:type="dxa" w:w="2484"/>
+            <w:shd w:fill="0F172A"/>
+            <w:tcMar>
+              <w:top w:w="110" w:type="dxa"/>
+              <w:bottom w:w="110" w:type="dxa"/>
+              <w:left w:w="110" w:type="dxa"/>
+              <w:right w:w="110" w:type="dxa"/>
+            </w:tcMar>
+          </w:tcPr>
+          <w:p>
+            <w:r>
+              <w:rPr>
+                <w:rFonts w:ascii="Calibri" w:hAnsi="Calibri"/>
+                <w:b/>
+                <w:color w:val="F1F5F9"/>
+                <w:sz w:val="19"/>
+              </w:rPr>
+              <w:t>Accumulated Spend (2027–2028)</w:t>
+            </w:r>
+          </w:p>
+        </w:tc>
+        <w:tc>
+          <w:tcPr>
+            <w:tcW w:type="dxa" w:w="2484"/>
+            <w:shd w:fill="0F172A"/>
+            <w:tcMar>
+              <w:top w:w="110" w:type="dxa"/>
+              <w:bottom w:w="110" w:type="dxa"/>
+              <w:left w:w="110" w:type="dxa"/>
+              <w:right w:w="110" w:type="dxa"/>
+            </w:tcMar>
+          </w:tcPr>
+          <w:p>
+            <w:r>
+              <w:rPr>
+                <w:rFonts w:ascii="Calibri" w:hAnsi="Calibri"/>
+                <w:b/>
+                <w:color w:val="F1F5F9"/>
+                <w:sz w:val="19"/>
+              </w:rPr>
+              <w:t>Reward Unlocked</w:t>
+            </w:r>
+          </w:p>
+        </w:tc>
+        <w:tc>
+          <w:tcPr>
+            <w:tcW w:type="dxa" w:w="2484"/>
+            <w:shd w:fill="0F172A"/>
+            <w:tcMar>
+              <w:top w:w="110" w:type="dxa"/>
+              <w:bottom w:w="110" w:type="dxa"/>
+              <w:left w:w="110" w:type="dxa"/>
+              <w:right w:w="110" w:type="dxa"/>
+            </w:tcMar>
+          </w:tcPr>
+          <w:p>
+            <w:r>
+              <w:rPr>
+                <w:rFonts w:ascii="Calibri" w:hAnsi="Calibri"/>
+                <w:b/>
+                <w:color w:val="F1F5F9"/>
+                <w:sz w:val="19"/>
+              </w:rPr>
+              <w:t>Reward Details &amp; Privilege</w:t>
+            </w:r>
+          </w:p>
+        </w:tc>
+      </w:tr>
+      <w:tr>
+        <w:tc>
+          <w:tcPr>
+            <w:tcW w:type="dxa" w:w="1872"/>
+            <w:tcMar>
+              <w:top w:w="95" w:type="dxa"/>
+              <w:bottom w:w="95" w:type="dxa"/>
+              <w:left w:w="110" w:type="dxa"/>
+              <w:right w:w="110" w:type="dxa"/>
+            </w:tcMar>
+            <w:shd w:fill="F8FAFC"/>
+          </w:tcPr>
+          <w:p>
+            <w:r>
+              <w:rPr>
+                <w:rFonts w:ascii="Calibri" w:hAnsi="Calibri"/>
+                <w:b/>
+                <w:color w:val="0F172A"/>
+                <w:sz w:val="19"/>
+              </w:rPr>
+              <w:t>Tier 1 • Event</w:t>
+            </w:r>
+          </w:p>
+        </w:tc>
+        <w:tc>
+          <w:tcPr>
+            <w:tcW w:type="dxa" w:w="2232"/>
+            <w:tcMar>
+              <w:top w:w="95" w:type="dxa"/>
+              <w:bottom w:w="95" w:type="dxa"/>
+              <w:left w:w="110" w:type="dxa"/>
+              <w:right w:w="110" w:type="dxa"/>
+            </w:tcMar>
+            <w:shd w:fill="F8FAFC"/>
+          </w:tcPr>
+          <w:p>
+            <w:r>
+              <w:rPr>
+                <w:rFonts w:ascii="Calibri" w:hAnsi="Calibri"/>
+                <w:color w:val="334155"/>
+                <w:sz w:val="19"/>
+              </w:rPr>
+              <w:t>More than ₹50,000</w:t>
+              <w:br/>
+              <w:t>(Spend &gt; ₹50k)</w:t>
+            </w:r>
+          </w:p>
+        </w:tc>
+        <w:tc>
+          <w:tcPr>
+            <w:tcW w:type="dxa" w:w="2520"/>
+            <w:tcMar>
+              <w:top w:w="95" w:type="dxa"/>
+              <w:bottom w:w="95" w:type="dxa"/>
+              <w:left w:w="110" w:type="dxa"/>
+              <w:right w:w="110" w:type="dxa"/>
+            </w:tcMar>
+            <w:shd w:fill="F8FAFC"/>
+          </w:tcPr>
+          <w:p>
+            <w:r>
+              <w:rPr>
+                <w:rFonts w:ascii="Calibri" w:hAnsi="Calibri"/>
+                <w:b/>
+                <w:color w:val="0F172A"/>
+                <w:sz w:val="19"/>
+              </w:rPr>
+              <w:t>25-Year Celebration Event Pass</w:t>
+            </w:r>
+          </w:p>
+        </w:tc>
+        <w:tc>
+          <w:tcPr>
+            <w:tcW w:type="dxa" w:w="3312"/>
+            <w:tcMar>
+              <w:top w:w="95" w:type="dxa"/>
+              <w:bottom w:w="95" w:type="dxa"/>
+              <w:left w:w="110" w:type="dxa"/>
+              <w:right w:w="110" w:type="dxa"/>
+            </w:tcMar>
+            <w:shd w:fill="F8FAFC"/>
+          </w:tcPr>
+          <w:p>
+            <w:r>
+              <w:rPr>
+                <w:rFonts w:ascii="Calibri" w:hAnsi="Calibri"/>
+                <w:color w:val="334155"/>
+                <w:sz w:val="19"/>
+              </w:rPr>
+              <w:t>Event Entry Invitation to attend The HUB's 25th Silver Jubilee Mega Celebration Event in 2028.</w:t>
+            </w:r>
+          </w:p>
+        </w:tc>
+      </w:tr>
+      <w:tr>
+        <w:tc>
+          <w:tcPr>
+            <w:tcW w:type="dxa" w:w="1872"/>
+            <w:tcMar>
+              <w:top w:w="95" w:type="dxa"/>
+              <w:bottom w:w="95" w:type="dxa"/>
+              <w:left w:w="110" w:type="dxa"/>
+              <w:right w:w="110" w:type="dxa"/>
+            </w:tcMar>
+            <w:shd w:fill="FFFFFF"/>
+          </w:tcPr>
+          <w:p>
+            <w:r>
+              <w:rPr>
+                <w:rFonts w:ascii="Calibri" w:hAnsi="Calibri"/>
+                <w:b/>
+                <w:color w:val="0F172A"/>
+                <w:sz w:val="19"/>
+              </w:rPr>
+              <w:t>Tier 2 • Gifting Tier</w:t>
+            </w:r>
+          </w:p>
+        </w:tc>
+        <w:tc>
+          <w:tcPr>
+            <w:tcW w:type="dxa" w:w="2232"/>
+            <w:tcMar>
+              <w:top w:w="95" w:type="dxa"/>
+              <w:bottom w:w="95" w:type="dxa"/>
+              <w:left w:w="110" w:type="dxa"/>
+              <w:right w:w="110" w:type="dxa"/>
+            </w:tcMar>
+            <w:shd w:fill="FFFFFF"/>
+          </w:tcPr>
+          <w:p>
+            <w:r>
+              <w:rPr>
+                <w:rFonts w:ascii="Calibri" w:hAnsi="Calibri"/>
+                <w:color w:val="334155"/>
+                <w:sz w:val="19"/>
+              </w:rPr>
+              <w:t>More than ₹1,00,000</w:t>
+              <w:br/>
+              <w:t>(Spend &gt; ₹1L)</w:t>
+            </w:r>
+          </w:p>
+        </w:tc>
+        <w:tc>
+          <w:tcPr>
+            <w:tcW w:type="dxa" w:w="2520"/>
+            <w:tcMar>
+              <w:top w:w="95" w:type="dxa"/>
+              <w:bottom w:w="95" w:type="dxa"/>
+              <w:left w:w="110" w:type="dxa"/>
+              <w:right w:w="110" w:type="dxa"/>
+            </w:tcMar>
+            <w:shd w:fill="FFFFFF"/>
+          </w:tcPr>
+          <w:p>
+            <w:r>
+              <w:rPr>
+                <w:rFonts w:ascii="Calibri" w:hAnsi="Calibri"/>
+                <w:b/>
+                <w:color w:val="0F172A"/>
+                <w:sz w:val="19"/>
+              </w:rPr>
+              <w:t>Surprise Gift</w:t>
+            </w:r>
+          </w:p>
+        </w:tc>
+        <w:tc>
+          <w:tcPr>
+            <w:tcW w:type="dxa" w:w="3312"/>
+            <w:tcMar>
+              <w:top w:w="95" w:type="dxa"/>
+              <w:bottom w:w="95" w:type="dxa"/>
+              <w:left w:w="110" w:type="dxa"/>
+              <w:right w:w="110" w:type="dxa"/>
+            </w:tcMar>
+            <w:shd w:fill="FFFFFF"/>
+          </w:tcPr>
+          <w:p>
+            <w:r>
+              <w:rPr>
+                <w:rFonts w:ascii="Calibri" w:hAnsi="Calibri"/>
+                <w:color w:val="334155"/>
+                <w:sz w:val="19"/>
+              </w:rPr>
+              <w:t>Exclusive surprise gift unlocked on crossing ₹1 Lakh accumulated spend during the celebration period.</w:t>
+            </w:r>
+          </w:p>
+        </w:tc>
+      </w:tr>
+      <w:tr>
+        <w:tc>
+          <w:tcPr>
+            <w:tcW w:type="dxa" w:w="1872"/>
+            <w:tcMar>
+              <w:top w:w="95" w:type="dxa"/>
+              <w:bottom w:w="95" w:type="dxa"/>
+              <w:left w:w="110" w:type="dxa"/>
+              <w:right w:w="110" w:type="dxa"/>
+            </w:tcMar>
+            <w:shd w:fill="F8FAFC"/>
+          </w:tcPr>
+          <w:p>
+            <w:r>
+              <w:rPr>
+                <w:rFonts w:ascii="Calibri" w:hAnsi="Calibri"/>
+                <w:b/>
+                <w:color w:val="0F172A"/>
+                <w:sz w:val="19"/>
+              </w:rPr>
+              <w:t>Tier 3 • Gifting Tier</w:t>
+            </w:r>
+          </w:p>
+        </w:tc>
+        <w:tc>
+          <w:tcPr>
+            <w:tcW w:type="dxa" w:w="2232"/>
+            <w:tcMar>
+              <w:top w:w="95" w:type="dxa"/>
+              <w:bottom w:w="95" w:type="dxa"/>
+              <w:left w:w="110" w:type="dxa"/>
+              <w:right w:w="110" w:type="dxa"/>
+            </w:tcMar>
+            <w:shd w:fill="F8FAFC"/>
+          </w:tcPr>
+          <w:p>
+            <w:r>
+              <w:rPr>
+                <w:rFonts w:ascii="Calibri" w:hAnsi="Calibri"/>
+                <w:color w:val="334155"/>
+                <w:sz w:val="19"/>
+              </w:rPr>
+              <w:t>₹1,00,000 to ₹2,00,000</w:t>
+              <w:br/>
+              <w:t>(₹1L – ₹2L Window)</w:t>
+            </w:r>
+          </w:p>
+        </w:tc>
+        <w:tc>
+          <w:tcPr>
+            <w:tcW w:type="dxa" w:w="2520"/>
+            <w:tcMar>
+              <w:top w:w="95" w:type="dxa"/>
+              <w:bottom w:w="95" w:type="dxa"/>
+              <w:left w:w="110" w:type="dxa"/>
+              <w:right w:w="110" w:type="dxa"/>
+            </w:tcMar>
+            <w:shd w:fill="F8FAFC"/>
+          </w:tcPr>
+          <w:p>
+            <w:r>
+              <w:rPr>
+                <w:rFonts w:ascii="Calibri" w:hAnsi="Calibri"/>
+                <w:b/>
+                <w:color w:val="0F172A"/>
+                <w:sz w:val="19"/>
+              </w:rPr>
+              <w:t>Surprise Gift</w:t>
+            </w:r>
+          </w:p>
+        </w:tc>
+        <w:tc>
+          <w:tcPr>
+            <w:tcW w:type="dxa" w:w="3312"/>
+            <w:tcMar>
+              <w:top w:w="95" w:type="dxa"/>
+              <w:bottom w:w="95" w:type="dxa"/>
+              <w:left w:w="110" w:type="dxa"/>
+              <w:right w:w="110" w:type="dxa"/>
+            </w:tcMar>
+            <w:shd w:fill="F8FAFC"/>
+          </w:tcPr>
+          <w:p>
+            <w:r>
+              <w:rPr>
+                <w:rFonts w:ascii="Calibri" w:hAnsi="Calibri"/>
+                <w:color w:val="334155"/>
+                <w:sz w:val="19"/>
+              </w:rPr>
+              <w:t>Special surprise gift for accumulated purchases between ₹1 Lakh and ₹2 Lakh during the celebration period.</w:t>
+            </w:r>
+          </w:p>
+        </w:tc>
+      </w:tr>
+      <w:tr>
+        <w:tc>
+          <w:tcPr>
+            <w:tcW w:type="dxa" w:w="1872"/>
+            <w:tcMar>
+              <w:top w:w="95" w:type="dxa"/>
+              <w:bottom w:w="95" w:type="dxa"/>
+              <w:left w:w="110" w:type="dxa"/>
+              <w:right w:w="110" w:type="dxa"/>
+            </w:tcMar>
+            <w:shd w:fill="FFFFFF"/>
+          </w:tcPr>
+          <w:p>
+            <w:r>
+              <w:rPr>
+                <w:rFonts w:ascii="Calibri" w:hAnsi="Calibri"/>
+                <w:b/>
+                <w:color w:val="0F172A"/>
+                <w:sz w:val="19"/>
+              </w:rPr>
+              <w:t>Tier 4 • Gifting Tier</w:t>
+            </w:r>
+          </w:p>
+        </w:tc>
+        <w:tc>
+          <w:tcPr>
+            <w:tcW w:type="dxa" w:w="2232"/>
+            <w:tcMar>
+              <w:top w:w="95" w:type="dxa"/>
+              <w:bottom w:w="95" w:type="dxa"/>
+              <w:left w:w="110" w:type="dxa"/>
+              <w:right w:w="110" w:type="dxa"/>
+            </w:tcMar>
+            <w:shd w:fill="FFFFFF"/>
+          </w:tcPr>
+          <w:p>
+            <w:r>
+              <w:rPr>
+                <w:rFonts w:ascii="Calibri" w:hAnsi="Calibri"/>
+                <w:color w:val="334155"/>
+                <w:sz w:val="19"/>
+              </w:rPr>
+              <w:t>More than ₹2,00,000</w:t>
+              <w:br/>
+              <w:t>(Spend &gt; ₹2L)</w:t>
+            </w:r>
+          </w:p>
+        </w:tc>
+        <w:tc>
+          <w:tcPr>
+            <w:tcW w:type="dxa" w:w="2520"/>
+            <w:tcMar>
+              <w:top w:w="95" w:type="dxa"/>
+              <w:bottom w:w="95" w:type="dxa"/>
+              <w:left w:w="110" w:type="dxa"/>
+              <w:right w:w="110" w:type="dxa"/>
+            </w:tcMar>
+            <w:shd w:fill="FFFFFF"/>
+          </w:tcPr>
+          <w:p>
+            <w:r>
+              <w:rPr>
+                <w:rFonts w:ascii="Calibri" w:hAnsi="Calibri"/>
+                <w:b/>
+                <w:color w:val="0F172A"/>
+                <w:sz w:val="19"/>
+              </w:rPr>
+              <w:t>Surprise Gift</w:t>
+            </w:r>
+          </w:p>
+        </w:tc>
+        <w:tc>
+          <w:tcPr>
+            <w:tcW w:type="dxa" w:w="3312"/>
+            <w:tcMar>
+              <w:top w:w="95" w:type="dxa"/>
+              <w:bottom w:w="95" w:type="dxa"/>
+              <w:left w:w="110" w:type="dxa"/>
+              <w:right w:w="110" w:type="dxa"/>
+            </w:tcMar>
+            <w:shd w:fill="FFFFFF"/>
+          </w:tcPr>
+          <w:p>
+            <w:r>
+              <w:rPr>
+                <w:rFonts w:ascii="Calibri" w:hAnsi="Calibri"/>
+                <w:color w:val="334155"/>
+                <w:sz w:val="19"/>
+              </w:rPr>
+              <w:t>Grand surprise gift reserved for patrons spending over ₹2 Lakh during the celebration period.</w:t>
+            </w:r>
+          </w:p>
+        </w:tc>
+      </w:tr>
+    </w:tbl>
+    <w:p>
+      <w:pPr>
+        <w:spacing w:after="80"/>
+      </w:pPr>
+    </w:p>
+    <w:p>
+      <w:pPr>
+        <w:spacing w:after="80"/>
+      </w:pPr>
+      <w:r>
+        <w:rPr>
+          <w:rFonts w:ascii="Calibri" w:hAnsi="Calibri"/>
+          <w:b/>
+          <w:color w:val="0F172A"/>
+          <w:sz w:val="21"/>
+        </w:rPr>
+        <w:t>How GO SILVER Works Across the System:</w:t>
+      </w:r>
+    </w:p>
+    <w:p>
+      <w:pPr>
+        <w:pStyle w:val="ListBullet"/>
+        <w:spacing w:before="40" w:after="60"/>
+      </w:pPr>
+      <w:r>
+        <w:rPr>
+          <w:rFonts w:ascii="Calibri" w:hAnsi="Calibri"/>
+          <w:b/>
+          <w:color w:val="0F172A"/>
+          <w:sz w:val="21"/>
+        </w:rPr>
+        <w:t xml:space="preserve">Live POS Counter Silver Strip: </w:t>
+      </w:r>
+      <w:r>
+        <w:rPr>
+          <w:rFonts w:ascii="Calibri" w:hAnsi="Calibri"/>
+          <w:color w:val="373737"/>
+          <w:sz w:val="21"/>
+        </w:rPr>
+        <w:t>When a cashier looks up a customer at the Spentha Billing Counter, a silver-toned status banner immediately displays the GO SILVER logo, scheme status ('Upcoming • Starts 1 Jan 2027'), accumulated spend, and unlock status for the Event Pass and Surprise Gifts.</w:t>
+      </w:r>
+    </w:p>
+    <w:p>
+      <w:pPr>
+        <w:pStyle w:val="ListBullet"/>
+        <w:spacing w:before="40" w:after="60"/>
+      </w:pPr>
+      <w:r>
+        <w:rPr>
+          <w:rFonts w:ascii="Calibri" w:hAnsi="Calibri"/>
+          <w:b/>
+          <w:color w:val="0F172A"/>
+          <w:sz w:val="21"/>
+        </w:rPr>
+        <w:t xml:space="preserve">Customer Mobile App Progress Tracker: </w:t>
+      </w:r>
+      <w:r>
+        <w:rPr>
+          <w:rFonts w:ascii="Calibri" w:hAnsi="Calibri"/>
+          <w:color w:val="373737"/>
+          <w:sz w:val="21"/>
+        </w:rPr>
+        <w:t>Customers can track their accumulated spend during the celebration window, view unlocked rewards (Event Pass and Surprise Gifts), and see the exact amount needed to reach the next tier.</w:t>
+      </w:r>
     </w:p>
     <w:p>
       <w:pPr>
@@ -358,9 +933,9 @@
           <w:rFonts w:ascii="Georgia" w:hAnsi="Georgia"/>
           <w:b/>
           <w:color w:val="111111"/>
-          <w:sz w:val="32"/>
+          <w:sz w:val="31"/>
         </w:rPr>
-        <w:t>2. What We Provide in the Billing Dashboard (Staff POS)</w:t>
+        <w:t>3. What We Provide in the Store Billing Dashboard (Staff POS)</w:t>
       </w:r>
     </w:p>
     <w:p>
@@ -372,7 +947,7 @@
           <w:rFonts w:ascii="Calibri" w:hAnsi="Calibri"/>
           <w:sz w:val="21"/>
         </w:rPr>
-        <w:t>The store dashboard is an intuitive web portal designed for store cashiers, sales staff, and store managers at physical billing counters inside The HUB Vadodara store:</w:t>
+        <w:t>The store portal is an ultra-fast web dashboard built for cashiers, floor staff, and store managers at The HUB Vadodara (Spentha Counter):</w:t>
       </w:r>
     </w:p>
     <w:p>
@@ -387,15 +962,15 @@
           <w:color w:val="111111"/>
           <w:sz w:val="21"/>
         </w:rPr>
-        <w:t xml:space="preserve">Shoppers Stop-Style POS Billing Counter: </w:t>
+        <w:t xml:space="preserve">3-Step Express POS Billing Counter: </w:t>
       </w:r>
       <w:r>
         <w:rPr>
           <w:rFonts w:ascii="Calibri" w:hAnsi="Calibri"/>
-          <w:color w:val="3C3C3C"/>
+          <w:color w:val="373737"/>
           <w:sz w:val="21"/>
         </w:rPr>
-        <w:t>Fast, high-efficiency counter interface allowing cashiers to process bills in under 30 seconds during peak store hours.</w:t>
+        <w:t>Streamlined counter interface designed to complete customer lookup, point redemption, and digital billing in under 30 seconds.</w:t>
       </w:r>
     </w:p>
     <w:p>
@@ -410,15 +985,15 @@
           <w:color w:val="111111"/>
           <w:sz w:val="21"/>
         </w:rPr>
-        <w:t xml:space="preserve">Instant Customer Lookup by Phone Number: </w:t>
+        <w:t xml:space="preserve">Instant Customer Lookup by Mobile or Name: </w:t>
       </w:r>
       <w:r>
         <w:rPr>
           <w:rFonts w:ascii="Calibri" w:hAnsi="Calibri"/>
-          <w:color w:val="3C3C3C"/>
+          <w:color w:val="373737"/>
           <w:sz w:val="21"/>
         </w:rPr>
-        <w:t>Cashier enters the customer's mobile number, and the screen instantly retrieves customer name, tier, points balance, and rupee redemption value.</w:t>
+        <w:t>Typing a phone number or name immediately pulls up the customer's tier, available HUBKLUB points, rupee discount value, and GO SILVER celebration strip.</w:t>
       </w:r>
     </w:p>
     <w:p>
@@ -433,15 +1008,15 @@
           <w:color w:val="111111"/>
           <w:sz w:val="21"/>
         </w:rPr>
-        <w:t xml:space="preserve">One-Click Points Redemption at the Register: </w:t>
+        <w:t xml:space="preserve">Inline '+ New Customer (OTP)' Enrollment at Counter: </w:t>
       </w:r>
       <w:r>
         <w:rPr>
           <w:rFonts w:ascii="Calibri" w:hAnsi="Calibri"/>
-          <w:color w:val="3C3C3C"/>
+          <w:color w:val="373737"/>
           <w:sz w:val="21"/>
         </w:rPr>
-        <w:t>Cashier asks: 'You have ₹1,700 in points. Would you like to use them today?' Points apply as an instant deduction from the gross bill with zero hassle.</w:t>
+        <w:t>If a walk-in shopper is not yet registered, the cashier clicks '+ New Customer (OTP)' right from the billing screen, verifies their mobile number via OTP, awards +100 Welcome Bonus Points, and bills them immediately.</w:t>
       </w:r>
     </w:p>
     <w:p>
@@ -456,15 +1031,15 @@
           <w:color w:val="111111"/>
           <w:sz w:val="21"/>
         </w:rPr>
-        <w:t xml:space="preserve">Automated Points Calculation: </w:t>
+        <w:t xml:space="preserve">One-Click Points Redemption (Step 3): </w:t>
       </w:r>
       <w:r>
         <w:rPr>
           <w:rFonts w:ascii="Calibri" w:hAnsi="Calibri"/>
-          <w:color w:val="3C3C3C"/>
+          <w:color w:val="373737"/>
           <w:sz w:val="21"/>
         </w:rPr>
-        <w:t>The system calculates the exact reward points earned on the cash bill amount based on tier rates—eliminating manual cashier math or errors.</w:t>
+        <w:t>Cashiers can apply preset redemptions (₹500, ₹1,000, ₹2,000, or 'Redeem Max') where 1 Point = ₹1 instant deduction from the gross bill.</w:t>
       </w:r>
     </w:p>
     <w:p>
@@ -479,15 +1054,15 @@
           <w:color w:val="111111"/>
           <w:sz w:val="21"/>
         </w:rPr>
-        <w:t xml:space="preserve">Official Digital Receipts with Tally Sync: </w:t>
+        <w:t xml:space="preserve">Automatic Single-Invoice Slab Calculation: </w:t>
       </w:r>
       <w:r>
         <w:rPr>
           <w:rFonts w:ascii="Calibri" w:hAnsi="Calibri"/>
-          <w:color w:val="3C3C3C"/>
+          <w:color w:val="373737"/>
           <w:sz w:val="21"/>
         </w:rPr>
-        <w:t>Generates standardized store invoices (e.g. HUB-POS-2026-950F72) complete with Tally sales voucher reference numbers and payment modes (Cash, Card, UPI).</w:t>
+        <w:t>Eliminates manual cashier calculations—automatically computes 3%, 5%, or 6% points on the net payable amount and displays '+Points Earned on this bill'.</w:t>
       </w:r>
     </w:p>
     <w:p>
@@ -502,15 +1077,15 @@
           <w:color w:val="111111"/>
           <w:sz w:val="21"/>
         </w:rPr>
-        <w:t xml:space="preserve">Store Invoices Ledger: </w:t>
+        <w:t xml:space="preserve">Digital Invoicing with Tally Voucher Sync: </w:t>
       </w:r>
       <w:r>
         <w:rPr>
           <w:rFonts w:ascii="Calibri" w:hAnsi="Calibri"/>
-          <w:color w:val="3C3C3C"/>
+          <w:color w:val="373737"/>
           <w:sz w:val="21"/>
         </w:rPr>
-        <w:t>Searchable digital ledger of all counter transactions, gross revenue, loyalty discounts awarded, and net collections.</w:t>
+        <w:t>Generates official digital store invoices with The HUB branding, GSTIN, Invoice Number, Tally Voucher Reference, Loyalty Statement, and instant mobile sync.</w:t>
       </w:r>
     </w:p>
     <w:p>
@@ -525,44 +1100,16 @@
           <w:color w:val="111111"/>
           <w:sz w:val="21"/>
         </w:rPr>
-        <w:t xml:space="preserve">Customer Directory &amp; Lifetime Tracking: </w:t>
+        <w:t xml:space="preserve">Counter Token Verification &amp; Customer Directory: </w:t>
       </w:r>
       <w:r>
         <w:rPr>
           <w:rFonts w:ascii="Calibri" w:hAnsi="Calibri"/>
-          <w:color w:val="3C3C3C"/>
+          <w:color w:val="373737"/>
           <w:sz w:val="21"/>
         </w:rPr>
-        <w:t>Store managers can look up any customer's annual spend, total visits, and tier level to offer customized VIP treatment.</w:t>
+        <w:t>Dedicated tabs to verify mobile reward tokens/QR codes, browse the full Customer Directory, monitor ERP/Tally integration health, and view Daily Reconciliation Reports.</w:t>
       </w:r>
-    </w:p>
-    <w:p>
-      <w:pPr>
-        <w:pStyle w:val="ListBullet"/>
-        <w:spacing w:before="40" w:after="60"/>
-      </w:pPr>
-      <w:r>
-        <w:rPr>
-          <w:rFonts w:ascii="Calibri" w:hAnsi="Calibri"/>
-          <w:b/>
-          <w:color w:val="111111"/>
-          <w:sz w:val="21"/>
-        </w:rPr>
-        <w:t xml:space="preserve">Centralized Catalog &amp; Inventory: </w:t>
-      </w:r>
-      <w:r>
-        <w:rPr>
-          <w:rFonts w:ascii="Calibri" w:hAnsi="Calibri"/>
-          <w:color w:val="3C3C3C"/>
-          <w:sz w:val="21"/>
-        </w:rPr>
-        <w:t>Live overview of stock levels, prices, and sizes across boutique collections.</w:t>
-      </w:r>
-    </w:p>
-    <w:p>
-      <w:pPr>
-        <w:spacing w:after="200"/>
-      </w:pPr>
     </w:p>
     <w:p>
       <w:pPr>
@@ -573,21 +1120,540 @@
           <w:rFonts w:ascii="Georgia" w:hAnsi="Georgia"/>
           <w:b/>
           <w:color w:val="111111"/>
-          <w:sz w:val="32"/>
+          <w:sz w:val="31"/>
         </w:rPr>
-        <w:t>3. How Mobile App &amp; Billing Dashboard Work Together</w:t>
+        <w:t>4. 'The Point That Matters' — Official HUBKLUB Loyalty Rules</w:t>
+      </w:r>
+    </w:p>
+    <w:tbl>
+      <w:tblPr>
+        <w:tblW w:type="auto" w:w="0"/>
+        <w:jc w:val="center"/>
+        <w:tblLook w:firstColumn="1" w:firstRow="1" w:lastColumn="0" w:lastRow="0" w:noHBand="0" w:noVBand="1" w:val="04A0"/>
+        <w:tblBorders>
+          <w:top w:val="single" w:sz="6" w:space="0" w:color="B89758"/>
+          <w:bottom w:val="single" w:sz="6" w:space="0" w:color="B89758"/>
+          <w:left w:val="none"/>
+          <w:right w:val="none"/>
+          <w:insideH w:val="single" w:sz="6" w:space="0" w:color="E0D6C8"/>
+          <w:insideV w:val="none"/>
+        </w:tblBorders>
+      </w:tblPr>
+      <w:tblGrid>
+        <w:gridCol w:w="3312"/>
+        <w:gridCol w:w="3312"/>
+        <w:gridCol w:w="3312"/>
+      </w:tblGrid>
+      <w:tr>
+        <w:tc>
+          <w:tcPr>
+            <w:tcW w:type="dxa" w:w="3312"/>
+            <w:shd w:fill="1E1E1E"/>
+            <w:tcMar>
+              <w:top w:w="105" w:type="dxa"/>
+              <w:bottom w:w="105" w:type="dxa"/>
+              <w:left w:w="115" w:type="dxa"/>
+              <w:right w:w="115" w:type="dxa"/>
+            </w:tcMar>
+          </w:tcPr>
+          <w:p>
+            <w:r>
+              <w:rPr>
+                <w:rFonts w:ascii="Calibri" w:hAnsi="Calibri"/>
+                <w:b/>
+                <w:color w:val="FFFFFF"/>
+                <w:sz w:val="19"/>
+              </w:rPr>
+              <w:t>Rule / Slab Category</w:t>
+            </w:r>
+          </w:p>
+        </w:tc>
+        <w:tc>
+          <w:tcPr>
+            <w:tcW w:type="dxa" w:w="3312"/>
+            <w:shd w:fill="1E1E1E"/>
+            <w:tcMar>
+              <w:top w:w="105" w:type="dxa"/>
+              <w:bottom w:w="105" w:type="dxa"/>
+              <w:left w:w="115" w:type="dxa"/>
+              <w:right w:w="115" w:type="dxa"/>
+            </w:tcMar>
+          </w:tcPr>
+          <w:p>
+            <w:r>
+              <w:rPr>
+                <w:rFonts w:ascii="Calibri" w:hAnsi="Calibri"/>
+                <w:b/>
+                <w:color w:val="FFFFFF"/>
+                <w:sz w:val="19"/>
+              </w:rPr>
+              <w:t>Purchase / Threshold Condition</w:t>
+            </w:r>
+          </w:p>
+        </w:tc>
+        <w:tc>
+          <w:tcPr>
+            <w:tcW w:type="dxa" w:w="3312"/>
+            <w:shd w:fill="1E1E1E"/>
+            <w:tcMar>
+              <w:top w:w="105" w:type="dxa"/>
+              <w:bottom w:w="105" w:type="dxa"/>
+              <w:left w:w="115" w:type="dxa"/>
+              <w:right w:w="115" w:type="dxa"/>
+            </w:tcMar>
+          </w:tcPr>
+          <w:p>
+            <w:r>
+              <w:rPr>
+                <w:rFonts w:ascii="Calibri" w:hAnsi="Calibri"/>
+                <w:b/>
+                <w:color w:val="FFFFFF"/>
+                <w:sz w:val="19"/>
+              </w:rPr>
+              <w:t>Customer Benefit &amp; Reward Rate</w:t>
+            </w:r>
+          </w:p>
+        </w:tc>
+      </w:tr>
+      <w:tr>
+        <w:tc>
+          <w:tcPr>
+            <w:tcW w:type="dxa" w:w="2592"/>
+            <w:tcMar>
+              <w:top w:w="90" w:type="dxa"/>
+              <w:bottom w:w="90" w:type="dxa"/>
+              <w:left w:w="115" w:type="dxa"/>
+              <w:right w:w="115" w:type="dxa"/>
+            </w:tcMar>
+            <w:shd w:fill="FBF9F6"/>
+          </w:tcPr>
+          <w:p>
+            <w:r>
+              <w:rPr>
+                <w:rFonts w:ascii="Calibri" w:hAnsi="Calibri"/>
+                <w:b/>
+                <w:color w:val="8C6937"/>
+                <w:sz w:val="19"/>
+              </w:rPr>
+              <w:t>Membership Eligibility</w:t>
+            </w:r>
+          </w:p>
+        </w:tc>
+        <w:tc>
+          <w:tcPr>
+            <w:tcW w:type="dxa" w:w="3456"/>
+            <w:tcMar>
+              <w:top w:w="90" w:type="dxa"/>
+              <w:bottom w:w="90" w:type="dxa"/>
+              <w:left w:w="115" w:type="dxa"/>
+              <w:right w:w="115" w:type="dxa"/>
+            </w:tcMar>
+            <w:shd w:fill="FBF9F6"/>
+          </w:tcPr>
+          <w:p>
+            <w:r>
+              <w:rPr>
+                <w:rFonts w:ascii="Calibri" w:hAnsi="Calibri"/>
+                <w:color w:val="323232"/>
+                <w:sz w:val="19"/>
+              </w:rPr>
+              <w:t>Single purchase of ₹1,000 or more (or OTP counter enrollment)</w:t>
+            </w:r>
+          </w:p>
+        </w:tc>
+        <w:tc>
+          <w:tcPr>
+            <w:tcW w:type="dxa" w:w="3888"/>
+            <w:tcMar>
+              <w:top w:w="90" w:type="dxa"/>
+              <w:bottom w:w="90" w:type="dxa"/>
+              <w:left w:w="115" w:type="dxa"/>
+              <w:right w:w="115" w:type="dxa"/>
+            </w:tcMar>
+            <w:shd w:fill="FBF9F6"/>
+          </w:tcPr>
+          <w:p>
+            <w:r>
+              <w:rPr>
+                <w:rFonts w:ascii="Calibri" w:hAnsi="Calibri"/>
+                <w:color w:val="323232"/>
+                <w:sz w:val="19"/>
+              </w:rPr>
+              <w:t>Qualifies customer for HUBKLUB membership &amp; digital loyalty wallet.</w:t>
+            </w:r>
+          </w:p>
+        </w:tc>
+      </w:tr>
+      <w:tr>
+        <w:tc>
+          <w:tcPr>
+            <w:tcW w:type="dxa" w:w="2592"/>
+            <w:tcMar>
+              <w:top w:w="90" w:type="dxa"/>
+              <w:bottom w:w="90" w:type="dxa"/>
+              <w:left w:w="115" w:type="dxa"/>
+              <w:right w:w="115" w:type="dxa"/>
+            </w:tcMar>
+            <w:shd w:fill="FFFFFF"/>
+          </w:tcPr>
+          <w:p>
+            <w:r>
+              <w:rPr>
+                <w:rFonts w:ascii="Calibri" w:hAnsi="Calibri"/>
+                <w:b/>
+                <w:color w:val="8C6937"/>
+                <w:sz w:val="19"/>
+              </w:rPr>
+              <w:t>Slab 1 Earning Rate</w:t>
+            </w:r>
+          </w:p>
+        </w:tc>
+        <w:tc>
+          <w:tcPr>
+            <w:tcW w:type="dxa" w:w="3456"/>
+            <w:tcMar>
+              <w:top w:w="90" w:type="dxa"/>
+              <w:bottom w:w="90" w:type="dxa"/>
+              <w:left w:w="115" w:type="dxa"/>
+              <w:right w:w="115" w:type="dxa"/>
+            </w:tcMar>
+            <w:shd w:fill="FFFFFF"/>
+          </w:tcPr>
+          <w:p>
+            <w:r>
+              <w:rPr>
+                <w:rFonts w:ascii="Calibri" w:hAnsi="Calibri"/>
+                <w:color w:val="323232"/>
+                <w:sz w:val="19"/>
+              </w:rPr>
+              <w:t>Up to ₹20,000 (on a single purchase invoice)</w:t>
+            </w:r>
+          </w:p>
+        </w:tc>
+        <w:tc>
+          <w:tcPr>
+            <w:tcW w:type="dxa" w:w="3888"/>
+            <w:tcMar>
+              <w:top w:w="90" w:type="dxa"/>
+              <w:bottom w:w="90" w:type="dxa"/>
+              <w:left w:w="115" w:type="dxa"/>
+              <w:right w:w="115" w:type="dxa"/>
+            </w:tcMar>
+            <w:shd w:fill="FFFFFF"/>
+          </w:tcPr>
+          <w:p>
+            <w:r>
+              <w:rPr>
+                <w:rFonts w:ascii="Calibri" w:hAnsi="Calibri"/>
+                <w:color w:val="323232"/>
+                <w:sz w:val="19"/>
+              </w:rPr>
+              <w:t>Earn 3% of net invoice value in HUBKLUB points.</w:t>
+            </w:r>
+          </w:p>
+        </w:tc>
+      </w:tr>
+      <w:tr>
+        <w:tc>
+          <w:tcPr>
+            <w:tcW w:type="dxa" w:w="2592"/>
+            <w:tcMar>
+              <w:top w:w="90" w:type="dxa"/>
+              <w:bottom w:w="90" w:type="dxa"/>
+              <w:left w:w="115" w:type="dxa"/>
+              <w:right w:w="115" w:type="dxa"/>
+            </w:tcMar>
+            <w:shd w:fill="FBF9F6"/>
+          </w:tcPr>
+          <w:p>
+            <w:r>
+              <w:rPr>
+                <w:rFonts w:ascii="Calibri" w:hAnsi="Calibri"/>
+                <w:b/>
+                <w:color w:val="8C6937"/>
+                <w:sz w:val="19"/>
+              </w:rPr>
+              <w:t>Slab 2 Earning Rate</w:t>
+            </w:r>
+          </w:p>
+        </w:tc>
+        <w:tc>
+          <w:tcPr>
+            <w:tcW w:type="dxa" w:w="3456"/>
+            <w:tcMar>
+              <w:top w:w="90" w:type="dxa"/>
+              <w:bottom w:w="90" w:type="dxa"/>
+              <w:left w:w="115" w:type="dxa"/>
+              <w:right w:w="115" w:type="dxa"/>
+            </w:tcMar>
+            <w:shd w:fill="FBF9F6"/>
+          </w:tcPr>
+          <w:p>
+            <w:r>
+              <w:rPr>
+                <w:rFonts w:ascii="Calibri" w:hAnsi="Calibri"/>
+                <w:color w:val="323232"/>
+                <w:sz w:val="19"/>
+              </w:rPr>
+              <w:t>₹20,001 to ₹50,000 (on a single purchase invoice)</w:t>
+            </w:r>
+          </w:p>
+        </w:tc>
+        <w:tc>
+          <w:tcPr>
+            <w:tcW w:type="dxa" w:w="3888"/>
+            <w:tcMar>
+              <w:top w:w="90" w:type="dxa"/>
+              <w:bottom w:w="90" w:type="dxa"/>
+              <w:left w:w="115" w:type="dxa"/>
+              <w:right w:w="115" w:type="dxa"/>
+            </w:tcMar>
+            <w:shd w:fill="FBF9F6"/>
+          </w:tcPr>
+          <w:p>
+            <w:r>
+              <w:rPr>
+                <w:rFonts w:ascii="Calibri" w:hAnsi="Calibri"/>
+                <w:color w:val="323232"/>
+                <w:sz w:val="19"/>
+              </w:rPr>
+              <w:t>Earn 5% of net invoice value in HUBKLUB points.</w:t>
+            </w:r>
+          </w:p>
+        </w:tc>
+      </w:tr>
+      <w:tr>
+        <w:tc>
+          <w:tcPr>
+            <w:tcW w:type="dxa" w:w="2592"/>
+            <w:tcMar>
+              <w:top w:w="90" w:type="dxa"/>
+              <w:bottom w:w="90" w:type="dxa"/>
+              <w:left w:w="115" w:type="dxa"/>
+              <w:right w:w="115" w:type="dxa"/>
+            </w:tcMar>
+            <w:shd w:fill="FFFFFF"/>
+          </w:tcPr>
+          <w:p>
+            <w:r>
+              <w:rPr>
+                <w:rFonts w:ascii="Calibri" w:hAnsi="Calibri"/>
+                <w:b/>
+                <w:color w:val="8C6937"/>
+                <w:sz w:val="19"/>
+              </w:rPr>
+              <w:t>Slab 3 Earning Rate</w:t>
+            </w:r>
+          </w:p>
+        </w:tc>
+        <w:tc>
+          <w:tcPr>
+            <w:tcW w:type="dxa" w:w="3456"/>
+            <w:tcMar>
+              <w:top w:w="90" w:type="dxa"/>
+              <w:bottom w:w="90" w:type="dxa"/>
+              <w:left w:w="115" w:type="dxa"/>
+              <w:right w:w="115" w:type="dxa"/>
+            </w:tcMar>
+            <w:shd w:fill="FFFFFF"/>
+          </w:tcPr>
+          <w:p>
+            <w:r>
+              <w:rPr>
+                <w:rFonts w:ascii="Calibri" w:hAnsi="Calibri"/>
+                <w:color w:val="323232"/>
+                <w:sz w:val="19"/>
+              </w:rPr>
+              <w:t>₹50,001 and above (on a single purchase invoice)</w:t>
+            </w:r>
+          </w:p>
+        </w:tc>
+        <w:tc>
+          <w:tcPr>
+            <w:tcW w:type="dxa" w:w="3888"/>
+            <w:tcMar>
+              <w:top w:w="90" w:type="dxa"/>
+              <w:bottom w:w="90" w:type="dxa"/>
+              <w:left w:w="115" w:type="dxa"/>
+              <w:right w:w="115" w:type="dxa"/>
+            </w:tcMar>
+            <w:shd w:fill="FFFFFF"/>
+          </w:tcPr>
+          <w:p>
+            <w:r>
+              <w:rPr>
+                <w:rFonts w:ascii="Calibri" w:hAnsi="Calibri"/>
+                <w:color w:val="323232"/>
+                <w:sz w:val="19"/>
+              </w:rPr>
+              <w:t>Earn 6% of net invoice value in HUBKLUB points.</w:t>
+            </w:r>
+          </w:p>
+        </w:tc>
+      </w:tr>
+      <w:tr>
+        <w:tc>
+          <w:tcPr>
+            <w:tcW w:type="dxa" w:w="2592"/>
+            <w:tcMar>
+              <w:top w:w="90" w:type="dxa"/>
+              <w:bottom w:w="90" w:type="dxa"/>
+              <w:left w:w="115" w:type="dxa"/>
+              <w:right w:w="115" w:type="dxa"/>
+            </w:tcMar>
+            <w:shd w:fill="FBF9F6"/>
+          </w:tcPr>
+          <w:p>
+            <w:r>
+              <w:rPr>
+                <w:rFonts w:ascii="Calibri" w:hAnsi="Calibri"/>
+                <w:b/>
+                <w:color w:val="8C6937"/>
+                <w:sz w:val="19"/>
+              </w:rPr>
+              <w:t>Annual Milestone Bonus</w:t>
+            </w:r>
+          </w:p>
+        </w:tc>
+        <w:tc>
+          <w:tcPr>
+            <w:tcW w:type="dxa" w:w="3456"/>
+            <w:tcMar>
+              <w:top w:w="90" w:type="dxa"/>
+              <w:bottom w:w="90" w:type="dxa"/>
+              <w:left w:w="115" w:type="dxa"/>
+              <w:right w:w="115" w:type="dxa"/>
+            </w:tcMar>
+            <w:shd w:fill="FBF9F6"/>
+          </w:tcPr>
+          <w:p>
+            <w:r>
+              <w:rPr>
+                <w:rFonts w:ascii="Calibri" w:hAnsi="Calibri"/>
+                <w:color w:val="323232"/>
+                <w:sz w:val="19"/>
+              </w:rPr>
+              <w:t>₹1,00,000+ accumulated spend in a calendar year</w:t>
+            </w:r>
+          </w:p>
+        </w:tc>
+        <w:tc>
+          <w:tcPr>
+            <w:tcW w:type="dxa" w:w="3888"/>
+            <w:tcMar>
+              <w:top w:w="90" w:type="dxa"/>
+              <w:bottom w:w="90" w:type="dxa"/>
+              <w:left w:w="115" w:type="dxa"/>
+              <w:right w:w="115" w:type="dxa"/>
+            </w:tcMar>
+            <w:shd w:fill="FBF9F6"/>
+          </w:tcPr>
+          <w:p>
+            <w:r>
+              <w:rPr>
+                <w:rFonts w:ascii="Calibri" w:hAnsi="Calibri"/>
+                <w:color w:val="323232"/>
+                <w:sz w:val="19"/>
+              </w:rPr>
+              <w:t>Unlocks 20% extra bonus on points earned in that year.</w:t>
+            </w:r>
+          </w:p>
+        </w:tc>
+      </w:tr>
+      <w:tr>
+        <w:tc>
+          <w:tcPr>
+            <w:tcW w:type="dxa" w:w="2592"/>
+            <w:tcMar>
+              <w:top w:w="90" w:type="dxa"/>
+              <w:bottom w:w="90" w:type="dxa"/>
+              <w:left w:w="115" w:type="dxa"/>
+              <w:right w:w="115" w:type="dxa"/>
+            </w:tcMar>
+            <w:shd w:fill="FFFFFF"/>
+          </w:tcPr>
+          <w:p>
+            <w:r>
+              <w:rPr>
+                <w:rFonts w:ascii="Calibri" w:hAnsi="Calibri"/>
+                <w:b/>
+                <w:color w:val="8C6937"/>
+                <w:sz w:val="19"/>
+              </w:rPr>
+              <w:t>Redemption &amp; Validity</w:t>
+            </w:r>
+          </w:p>
+        </w:tc>
+        <w:tc>
+          <w:tcPr>
+            <w:tcW w:type="dxa" w:w="3456"/>
+            <w:tcMar>
+              <w:top w:w="90" w:type="dxa"/>
+              <w:bottom w:w="90" w:type="dxa"/>
+              <w:left w:w="115" w:type="dxa"/>
+              <w:right w:w="115" w:type="dxa"/>
+            </w:tcMar>
+            <w:shd w:fill="FFFFFF"/>
+          </w:tcPr>
+          <w:p>
+            <w:r>
+              <w:rPr>
+                <w:rFonts w:ascii="Calibri" w:hAnsi="Calibri"/>
+                <w:color w:val="323232"/>
+                <w:sz w:val="19"/>
+              </w:rPr>
+              <w:t>Redeemable at POS Counter &amp; Mobile App</w:t>
+            </w:r>
+          </w:p>
+        </w:tc>
+        <w:tc>
+          <w:tcPr>
+            <w:tcW w:type="dxa" w:w="3888"/>
+            <w:tcMar>
+              <w:top w:w="90" w:type="dxa"/>
+              <w:bottom w:w="90" w:type="dxa"/>
+              <w:left w:w="115" w:type="dxa"/>
+              <w:right w:w="115" w:type="dxa"/>
+            </w:tcMar>
+            <w:shd w:fill="FFFFFF"/>
+          </w:tcPr>
+          <w:p>
+            <w:r>
+              <w:rPr>
+                <w:rFonts w:ascii="Calibri" w:hAnsi="Calibri"/>
+                <w:color w:val="323232"/>
+                <w:sz w:val="19"/>
+              </w:rPr>
+              <w:t>1 Point = ₹1 Rupee instant discount • Valid for 2 Years (24 Months).</w:t>
+            </w:r>
+          </w:p>
+        </w:tc>
+      </w:tr>
+    </w:tbl>
+    <w:p>
+      <w:pPr>
+        <w:spacing w:before="280" w:after="120"/>
+      </w:pPr>
+      <w:r>
+        <w:rPr>
+          <w:rFonts w:ascii="Georgia" w:hAnsi="Georgia"/>
+          <w:b/>
+          <w:color w:val="111111"/>
+          <w:sz w:val="31"/>
+        </w:rPr>
+        <w:t>5. How Mobile App &amp; POS Billing Counter Work Together</w:t>
       </w:r>
     </w:p>
     <w:p>
       <w:pPr>
-        <w:spacing w:after="160"/>
+        <w:spacing w:after="120"/>
       </w:pPr>
       <w:r>
         <w:rPr>
           <w:rFonts w:ascii="Calibri" w:hAnsi="Calibri"/>
           <w:sz w:val="21"/>
         </w:rPr>
-        <w:t>Here is the exact real-world workflow when a customer visits The HUB boutique in Vadodara:</w:t>
+        <w:t>Here is the complete end-to-end workflow when a customer shops at The HUB boutique in Vadodara:</w:t>
       </w:r>
     </w:p>
     <w:tbl>
@@ -605,18 +1671,18 @@
         </w:tblBorders>
       </w:tblPr>
       <w:tblGrid>
-        <w:gridCol w:w="4896"/>
-        <w:gridCol w:w="4896"/>
+        <w:gridCol w:w="4968"/>
+        <w:gridCol w:w="4968"/>
       </w:tblGrid>
       <w:tr>
         <w:tc>
           <w:tcPr>
-            <w:tcW w:type="dxa" w:w="2592"/>
+            <w:tcW w:type="dxa" w:w="2880"/>
             <w:tcMar>
-              <w:top w:w="100" w:type="dxa"/>
-              <w:bottom w:w="100" w:type="dxa"/>
-              <w:left w:w="120" w:type="dxa"/>
-              <w:right w:w="120" w:type="dxa"/>
+              <w:top w:w="90" w:type="dxa"/>
+              <w:bottom w:w="90" w:type="dxa"/>
+              <w:left w:w="115" w:type="dxa"/>
+              <w:right w:w="115" w:type="dxa"/>
             </w:tcMar>
             <w:shd w:fill="F8F5F0"/>
           </w:tcPr>
@@ -626,20 +1692,20 @@
                 <w:rFonts w:ascii="Calibri" w:hAnsi="Calibri"/>
                 <w:b/>
                 <w:color w:val="8C6937"/>
-                <w:sz w:val="20"/>
+                <w:sz w:val="19"/>
               </w:rPr>
-              <w:t>Step 1: Selection</w:t>
+              <w:t>Step 1: Outfit Selection</w:t>
             </w:r>
           </w:p>
         </w:tc>
         <w:tc>
           <w:tcPr>
-            <w:tcW w:type="dxa" w:w="7200"/>
+            <w:tcW w:type="dxa" w:w="7056"/>
             <w:tcMar>
-              <w:top w:w="100" w:type="dxa"/>
-              <w:bottom w:w="100" w:type="dxa"/>
-              <w:left w:w="120" w:type="dxa"/>
-              <w:right w:w="120" w:type="dxa"/>
+              <w:top w:w="90" w:type="dxa"/>
+              <w:bottom w:w="90" w:type="dxa"/>
+              <w:left w:w="115" w:type="dxa"/>
+              <w:right w:w="115" w:type="dxa"/>
             </w:tcMar>
             <w:shd w:fill="F8F5F0"/>
           </w:tcPr>
@@ -648,9 +1714,9 @@
               <w:rPr>
                 <w:rFonts w:ascii="Calibri" w:hAnsi="Calibri"/>
                 <w:color w:val="323232"/>
-                <w:sz w:val="20"/>
+                <w:sz w:val="19"/>
               </w:rPr>
-              <w:t>Customer visits The HUB store in Vadodara and selects a wedding sherwani for ₹25,000.</w:t>
+              <w:t>Customer visits The HUB (Spentha Complex, Vadodara) and selects a wedding sherwani worth ₹25,000.</w:t>
             </w:r>
           </w:p>
         </w:tc>
@@ -658,12 +1724,12 @@
       <w:tr>
         <w:tc>
           <w:tcPr>
-            <w:tcW w:type="dxa" w:w="2592"/>
+            <w:tcW w:type="dxa" w:w="2880"/>
             <w:tcMar>
-              <w:top w:w="100" w:type="dxa"/>
-              <w:bottom w:w="100" w:type="dxa"/>
-              <w:left w:w="120" w:type="dxa"/>
-              <w:right w:w="120" w:type="dxa"/>
+              <w:top w:w="90" w:type="dxa"/>
+              <w:bottom w:w="90" w:type="dxa"/>
+              <w:left w:w="115" w:type="dxa"/>
+              <w:right w:w="115" w:type="dxa"/>
             </w:tcMar>
             <w:shd w:fill="FFFFFF"/>
           </w:tcPr>
@@ -673,20 +1739,20 @@
                 <w:rFonts w:ascii="Calibri" w:hAnsi="Calibri"/>
                 <w:b/>
                 <w:color w:val="8C6937"/>
-                <w:sz w:val="20"/>
+                <w:sz w:val="19"/>
               </w:rPr>
-              <w:t>Step 2: Counter Lookup</w:t>
+              <w:t>Step 2: Counter Lookup / OTP</w:t>
             </w:r>
           </w:p>
         </w:tc>
         <w:tc>
           <w:tcPr>
-            <w:tcW w:type="dxa" w:w="7200"/>
+            <w:tcW w:type="dxa" w:w="7056"/>
             <w:tcMar>
-              <w:top w:w="100" w:type="dxa"/>
-              <w:bottom w:w="100" w:type="dxa"/>
-              <w:left w:w="120" w:type="dxa"/>
-              <w:right w:w="120" w:type="dxa"/>
+              <w:top w:w="90" w:type="dxa"/>
+              <w:bottom w:w="90" w:type="dxa"/>
+              <w:left w:w="115" w:type="dxa"/>
+              <w:right w:w="115" w:type="dxa"/>
             </w:tcMar>
             <w:shd w:fill="FFFFFF"/>
           </w:tcPr>
@@ -695,9 +1761,9 @@
               <w:rPr>
                 <w:rFonts w:ascii="Calibri" w:hAnsi="Calibri"/>
                 <w:color w:val="323232"/>
-                <w:sz w:val="20"/>
+                <w:sz w:val="19"/>
               </w:rPr>
-              <w:t>At the billing counter, cashier Kavita Sharma enters customer Priya Sharma's phone number (9912345678).</w:t>
+              <w:t>Cashier enters the customer's mobile number at the POS Counter (or enrolls a new walk-in customer via OTP in 30 seconds).</w:t>
             </w:r>
           </w:p>
         </w:tc>
@@ -705,12 +1771,12 @@
       <w:tr>
         <w:tc>
           <w:tcPr>
-            <w:tcW w:type="dxa" w:w="2592"/>
+            <w:tcW w:type="dxa" w:w="2880"/>
             <w:tcMar>
-              <w:top w:w="100" w:type="dxa"/>
-              <w:bottom w:w="100" w:type="dxa"/>
-              <w:left w:w="120" w:type="dxa"/>
-              <w:right w:w="120" w:type="dxa"/>
+              <w:top w:w="90" w:type="dxa"/>
+              <w:bottom w:w="90" w:type="dxa"/>
+              <w:left w:w="115" w:type="dxa"/>
+              <w:right w:w="115" w:type="dxa"/>
             </w:tcMar>
             <w:shd w:fill="F8F5F0"/>
           </w:tcPr>
@@ -720,20 +1786,20 @@
                 <w:rFonts w:ascii="Calibri" w:hAnsi="Calibri"/>
                 <w:b/>
                 <w:color w:val="8C6937"/>
-                <w:sz w:val="20"/>
+                <w:sz w:val="19"/>
               </w:rPr>
-              <w:t>Step 3: Instant Recognition</w:t>
+              <w:t>Step 3: Instant Profile &amp; GO SILVER</w:t>
             </w:r>
           </w:p>
         </w:tc>
         <w:tc>
           <w:tcPr>
-            <w:tcW w:type="dxa" w:w="7200"/>
+            <w:tcW w:type="dxa" w:w="7056"/>
             <w:tcMar>
-              <w:top w:w="100" w:type="dxa"/>
-              <w:bottom w:w="100" w:type="dxa"/>
-              <w:left w:w="120" w:type="dxa"/>
-              <w:right w:w="120" w:type="dxa"/>
+              <w:top w:w="90" w:type="dxa"/>
+              <w:bottom w:w="90" w:type="dxa"/>
+              <w:left w:w="115" w:type="dxa"/>
+              <w:right w:w="115" w:type="dxa"/>
             </w:tcMar>
             <w:shd w:fill="F8F5F0"/>
           </w:tcPr>
@@ -742,9 +1808,9 @@
               <w:rPr>
                 <w:rFonts w:ascii="Calibri" w:hAnsi="Calibri"/>
                 <w:color w:val="323232"/>
-                <w:sz w:val="20"/>
+                <w:sz w:val="19"/>
               </w:rPr>
-              <w:t>The billing screen instantly pulls Priya's profile: 'Classic Member, 1,250 points available (₹1,250 cash value)'.</w:t>
+              <w:t>Screen displays customer tier, available balance (e.g., 1,250 pts = ₹1,250), and the GO SILVER (2027–2028) celebration strip.</w:t>
             </w:r>
           </w:p>
         </w:tc>
@@ -752,12 +1818,12 @@
       <w:tr>
         <w:tc>
           <w:tcPr>
-            <w:tcW w:type="dxa" w:w="2592"/>
+            <w:tcW w:type="dxa" w:w="2880"/>
             <w:tcMar>
-              <w:top w:w="100" w:type="dxa"/>
-              <w:bottom w:w="100" w:type="dxa"/>
-              <w:left w:w="120" w:type="dxa"/>
-              <w:right w:w="120" w:type="dxa"/>
+              <w:top w:w="90" w:type="dxa"/>
+              <w:bottom w:w="90" w:type="dxa"/>
+              <w:left w:w="115" w:type="dxa"/>
+              <w:right w:w="115" w:type="dxa"/>
             </w:tcMar>
             <w:shd w:fill="FFFFFF"/>
           </w:tcPr>
@@ -767,20 +1833,20 @@
                 <w:rFonts w:ascii="Calibri" w:hAnsi="Calibri"/>
                 <w:b/>
                 <w:color w:val="8C6937"/>
-                <w:sz w:val="20"/>
+                <w:sz w:val="19"/>
               </w:rPr>
-              <w:t>Step 4: Redemption</w:t>
+              <w:t>Step 4: Instant Redemption</w:t>
             </w:r>
           </w:p>
         </w:tc>
         <w:tc>
           <w:tcPr>
-            <w:tcW w:type="dxa" w:w="7200"/>
+            <w:tcW w:type="dxa" w:w="7056"/>
             <w:tcMar>
-              <w:top w:w="100" w:type="dxa"/>
-              <w:bottom w:w="100" w:type="dxa"/>
-              <w:left w:w="120" w:type="dxa"/>
-              <w:right w:w="120" w:type="dxa"/>
+              <w:top w:w="90" w:type="dxa"/>
+              <w:bottom w:w="90" w:type="dxa"/>
+              <w:left w:w="115" w:type="dxa"/>
+              <w:right w:w="115" w:type="dxa"/>
             </w:tcMar>
             <w:shd w:fill="FFFFFF"/>
           </w:tcPr>
@@ -789,9 +1855,9 @@
               <w:rPr>
                 <w:rFonts w:ascii="Calibri" w:hAnsi="Calibri"/>
                 <w:color w:val="323232"/>
-                <w:sz w:val="20"/>
+                <w:sz w:val="19"/>
               </w:rPr>
-              <w:t>Priya chooses to redeem 1,000 points. The bill automatically drops from ₹25,000 to ₹24,000.</w:t>
+              <w:t>Customer chooses to redeem 1,000 points. The payable bill automatically drops from ₹25,000 to ₹24,000.</w:t>
             </w:r>
           </w:p>
         </w:tc>
@@ -799,12 +1865,12 @@
       <w:tr>
         <w:tc>
           <w:tcPr>
-            <w:tcW w:type="dxa" w:w="2592"/>
+            <w:tcW w:type="dxa" w:w="2880"/>
             <w:tcMar>
-              <w:top w:w="100" w:type="dxa"/>
-              <w:bottom w:w="100" w:type="dxa"/>
-              <w:left w:w="120" w:type="dxa"/>
-              <w:right w:w="120" w:type="dxa"/>
+              <w:top w:w="90" w:type="dxa"/>
+              <w:bottom w:w="90" w:type="dxa"/>
+              <w:left w:w="115" w:type="dxa"/>
+              <w:right w:w="115" w:type="dxa"/>
             </w:tcMar>
             <w:shd w:fill="F8F5F0"/>
           </w:tcPr>
@@ -814,20 +1880,20 @@
                 <w:rFonts w:ascii="Calibri" w:hAnsi="Calibri"/>
                 <w:b/>
                 <w:color w:val="8C6937"/>
-                <w:sz w:val="20"/>
+                <w:sz w:val="19"/>
               </w:rPr>
-              <w:t>Step 5: Points Awarded</w:t>
+              <w:t>Step 5: Slab Points Awarded</w:t>
             </w:r>
           </w:p>
         </w:tc>
         <w:tc>
           <w:tcPr>
-            <w:tcW w:type="dxa" w:w="7200"/>
+            <w:tcW w:type="dxa" w:w="7056"/>
             <w:tcMar>
-              <w:top w:w="100" w:type="dxa"/>
-              <w:bottom w:w="100" w:type="dxa"/>
-              <w:left w:w="120" w:type="dxa"/>
-              <w:right w:w="120" w:type="dxa"/>
+              <w:top w:w="90" w:type="dxa"/>
+              <w:bottom w:w="90" w:type="dxa"/>
+              <w:left w:w="115" w:type="dxa"/>
+              <w:right w:w="115" w:type="dxa"/>
             </w:tcMar>
             <w:shd w:fill="F8F5F0"/>
           </w:tcPr>
@@ -836,9 +1902,9 @@
               <w:rPr>
                 <w:rFonts w:ascii="Calibri" w:hAnsi="Calibri"/>
                 <w:color w:val="323232"/>
-                <w:sz w:val="20"/>
+                <w:sz w:val="19"/>
               </w:rPr>
-              <w:t>Cashier finalizes the ₹24,000 payment via Card/UPI. The system awards +1,200 points on the net spend.</w:t>
+              <w:t>Cashier completes the ₹24,000 sale via UPI/Card. Since ₹24,000 falls in the ₹20,001–₹50,000 slab (5%), the system automatically credits +1,200 points.</w:t>
             </w:r>
           </w:p>
         </w:tc>
@@ -846,12 +1912,12 @@
       <w:tr>
         <w:tc>
           <w:tcPr>
-            <w:tcW w:type="dxa" w:w="2592"/>
+            <w:tcW w:type="dxa" w:w="2880"/>
             <w:tcMar>
-              <w:top w:w="100" w:type="dxa"/>
-              <w:bottom w:w="100" w:type="dxa"/>
-              <w:left w:w="120" w:type="dxa"/>
-              <w:right w:w="120" w:type="dxa"/>
+              <w:top w:w="90" w:type="dxa"/>
+              <w:bottom w:w="90" w:type="dxa"/>
+              <w:left w:w="115" w:type="dxa"/>
+              <w:right w:w="115" w:type="dxa"/>
             </w:tcMar>
             <w:shd w:fill="FFFFFF"/>
           </w:tcPr>
@@ -861,20 +1927,20 @@
                 <w:rFonts w:ascii="Calibri" w:hAnsi="Calibri"/>
                 <w:b/>
                 <w:color w:val="8C6937"/>
-                <w:sz w:val="20"/>
+                <w:sz w:val="19"/>
               </w:rPr>
-              <w:t>Step 6: Digital Delivery</w:t>
+              <w:t>Step 6: Digital Delivery to App</w:t>
             </w:r>
           </w:p>
         </w:tc>
         <w:tc>
           <w:tcPr>
-            <w:tcW w:type="dxa" w:w="7200"/>
+            <w:tcW w:type="dxa" w:w="7056"/>
             <w:tcMar>
-              <w:top w:w="100" w:type="dxa"/>
-              <w:bottom w:w="100" w:type="dxa"/>
-              <w:left w:w="120" w:type="dxa"/>
-              <w:right w:w="120" w:type="dxa"/>
+              <w:top w:w="90" w:type="dxa"/>
+              <w:bottom w:w="90" w:type="dxa"/>
+              <w:left w:w="115" w:type="dxa"/>
+              <w:right w:w="115" w:type="dxa"/>
             </w:tcMar>
             <w:shd w:fill="FFFFFF"/>
           </w:tcPr>
@@ -883,19 +1949,14 @@
               <w:rPr>
                 <w:rFonts w:ascii="Calibri" w:hAnsi="Calibri"/>
                 <w:color w:val="323232"/>
-                <w:sz w:val="20"/>
+                <w:sz w:val="19"/>
               </w:rPr>
-              <w:t>Before Priya leaves the store, her phone chimes: In-Store Bill #HUB-POS-2026-30B257 is delivered to her mobile app, and her points balance updates to 1,450 points.</w:t>
+              <w:t>The digital store invoice with Tally voucher reference, points statement, and updated GO SILVER status syncs immediately to the customer's mobile app.</w:t>
             </w:r>
           </w:p>
         </w:tc>
       </w:tr>
     </w:tbl>
-    <w:p>
-      <w:pPr>
-        <w:spacing w:after="280"/>
-      </w:pPr>
-    </w:p>
     <w:p>
       <w:pPr>
         <w:spacing w:before="280" w:after="120"/>
@@ -905,9 +1966,9 @@
           <w:rFonts w:ascii="Georgia" w:hAnsi="Georgia"/>
           <w:b/>
           <w:color w:val="111111"/>
-          <w:sz w:val="32"/>
+          <w:sz w:val="31"/>
         </w:rPr>
-        <w:t>4. Summary of Business Value Provided</w:t>
+        <w:t>6. Summary of Business Value Provided</w:t>
       </w:r>
     </w:p>
     <w:tbl>
@@ -925,20 +1986,20 @@
         </w:tblBorders>
       </w:tblPr>
       <w:tblGrid>
-        <w:gridCol w:w="3264"/>
-        <w:gridCol w:w="3264"/>
-        <w:gridCol w:w="3264"/>
+        <w:gridCol w:w="3312"/>
+        <w:gridCol w:w="3312"/>
+        <w:gridCol w:w="3312"/>
       </w:tblGrid>
       <w:tr>
         <w:tc>
           <w:tcPr>
-            <w:tcW w:type="dxa" w:w="3264"/>
+            <w:tcW w:type="dxa" w:w="3312"/>
             <w:shd w:fill="1E1E1E"/>
             <w:tcMar>
-              <w:top w:w="120" w:type="dxa"/>
-              <w:bottom w:w="120" w:type="dxa"/>
-              <w:left w:w="120" w:type="dxa"/>
-              <w:right w:w="120" w:type="dxa"/>
+              <w:top w:w="110" w:type="dxa"/>
+              <w:bottom w:w="110" w:type="dxa"/>
+              <w:left w:w="115" w:type="dxa"/>
+              <w:right w:w="115" w:type="dxa"/>
             </w:tcMar>
           </w:tcPr>
           <w:p>
@@ -947,21 +2008,21 @@
                 <w:rFonts w:ascii="Calibri" w:hAnsi="Calibri"/>
                 <w:b/>
                 <w:color w:val="FFFFFF"/>
-                <w:sz w:val="20"/>
+                <w:sz w:val="19"/>
               </w:rPr>
-              <w:t>Retail Area</w:t>
+              <w:t>Retail Pillar</w:t>
             </w:r>
           </w:p>
         </w:tc>
         <w:tc>
           <w:tcPr>
-            <w:tcW w:type="dxa" w:w="3264"/>
+            <w:tcW w:type="dxa" w:w="3312"/>
             <w:shd w:fill="1E1E1E"/>
             <w:tcMar>
-              <w:top w:w="120" w:type="dxa"/>
-              <w:bottom w:w="120" w:type="dxa"/>
-              <w:left w:w="120" w:type="dxa"/>
-              <w:right w:w="120" w:type="dxa"/>
+              <w:top w:w="110" w:type="dxa"/>
+              <w:bottom w:w="110" w:type="dxa"/>
+              <w:left w:w="115" w:type="dxa"/>
+              <w:right w:w="115" w:type="dxa"/>
             </w:tcMar>
           </w:tcPr>
           <w:p>
@@ -970,7 +2031,7 @@
                 <w:rFonts w:ascii="Calibri" w:hAnsi="Calibri"/>
                 <w:b/>
                 <w:color w:val="FFFFFF"/>
-                <w:sz w:val="20"/>
+                <w:sz w:val="19"/>
               </w:rPr>
               <w:t>For The Customer (Mobile App)</w:t>
             </w:r>
@@ -978,13 +2039,13 @@
         </w:tc>
         <w:tc>
           <w:tcPr>
-            <w:tcW w:type="dxa" w:w="3264"/>
+            <w:tcW w:type="dxa" w:w="3312"/>
             <w:shd w:fill="1E1E1E"/>
             <w:tcMar>
-              <w:top w:w="120" w:type="dxa"/>
-              <w:bottom w:w="120" w:type="dxa"/>
-              <w:left w:w="120" w:type="dxa"/>
-              <w:right w:w="120" w:type="dxa"/>
+              <w:top w:w="110" w:type="dxa"/>
+              <w:bottom w:w="110" w:type="dxa"/>
+              <w:left w:w="115" w:type="dxa"/>
+              <w:right w:w="115" w:type="dxa"/>
             </w:tcMar>
           </w:tcPr>
           <w:p>
@@ -993,7 +2054,7 @@
                 <w:rFonts w:ascii="Calibri" w:hAnsi="Calibri"/>
                 <w:b/>
                 <w:color w:val="FFFFFF"/>
-                <w:sz w:val="20"/>
+                <w:sz w:val="19"/>
               </w:rPr>
               <w:t>For The Store &amp; Cashier (POS Dashboard)</w:t>
             </w:r>
@@ -1005,10 +2066,10 @@
           <w:tcPr>
             <w:tcW w:type="dxa" w:w="2160"/>
             <w:tcMar>
-              <w:top w:w="100" w:type="dxa"/>
-              <w:bottom w:w="100" w:type="dxa"/>
-              <w:left w:w="120" w:type="dxa"/>
-              <w:right w:w="120" w:type="dxa"/>
+              <w:top w:w="90" w:type="dxa"/>
+              <w:bottom w:w="90" w:type="dxa"/>
+              <w:left w:w="115" w:type="dxa"/>
+              <w:right w:w="115" w:type="dxa"/>
             </w:tcMar>
             <w:shd w:fill="FBF9F6"/>
           </w:tcPr>
@@ -1020,18 +2081,18 @@
                 <w:color w:val="8C6937"/>
                 <w:sz w:val="19"/>
               </w:rPr>
-              <w:t>Loyalty Value</w:t>
+              <w:t>Redemption &amp; Validity</w:t>
             </w:r>
           </w:p>
         </w:tc>
         <w:tc>
           <w:tcPr>
-            <w:tcW w:type="dxa" w:w="3744"/>
+            <w:tcW w:type="dxa" w:w="3888"/>
             <w:tcMar>
-              <w:top w:w="100" w:type="dxa"/>
-              <w:bottom w:w="100" w:type="dxa"/>
-              <w:left w:w="120" w:type="dxa"/>
-              <w:right w:w="120" w:type="dxa"/>
+              <w:top w:w="90" w:type="dxa"/>
+              <w:bottom w:w="90" w:type="dxa"/>
+              <w:left w:w="115" w:type="dxa"/>
+              <w:right w:w="115" w:type="dxa"/>
             </w:tcMar>
             <w:shd w:fill="FBF9F6"/>
           </w:tcPr>
@@ -1042,7 +2103,7 @@
                 <w:color w:val="323232"/>
                 <w:sz w:val="19"/>
               </w:rPr>
-              <w:t>1 Point = ₹1 Rupee (simple, transparent cash value).</w:t>
+              <w:t>Redeemable at POS Counter &amp; Mobile App</w:t>
             </w:r>
           </w:p>
         </w:tc>
@@ -1050,10 +2111,10 @@
           <w:tcPr>
             <w:tcW w:type="dxa" w:w="3888"/>
             <w:tcMar>
-              <w:top w:w="100" w:type="dxa"/>
-              <w:bottom w:w="100" w:type="dxa"/>
-              <w:left w:w="120" w:type="dxa"/>
-              <w:right w:w="120" w:type="dxa"/>
+              <w:top w:w="90" w:type="dxa"/>
+              <w:bottom w:w="90" w:type="dxa"/>
+              <w:left w:w="115" w:type="dxa"/>
+              <w:right w:w="115" w:type="dxa"/>
             </w:tcMar>
             <w:shd w:fill="FBF9F6"/>
           </w:tcPr>
@@ -1064,7 +2125,7 @@
                 <w:color w:val="323232"/>
                 <w:sz w:val="19"/>
               </w:rPr>
-              <w:t>Automatic points calculation; zero cashier manual math.</w:t>
+              <w:t>1 Point = ₹1 Rupee instant discount • Valid for 2 Years (24 Months).</w:t>
             </w:r>
           </w:p>
         </w:tc>
@@ -1074,10 +2135,10 @@
           <w:tcPr>
             <w:tcW w:type="dxa" w:w="2160"/>
             <w:tcMar>
-              <w:top w:w="100" w:type="dxa"/>
-              <w:bottom w:w="100" w:type="dxa"/>
-              <w:left w:w="120" w:type="dxa"/>
-              <w:right w:w="120" w:type="dxa"/>
+              <w:top w:w="90" w:type="dxa"/>
+              <w:bottom w:w="90" w:type="dxa"/>
+              <w:left w:w="115" w:type="dxa"/>
+              <w:right w:w="115" w:type="dxa"/>
             </w:tcMar>
             <w:shd w:fill="FFFFFF"/>
           </w:tcPr>
@@ -1089,18 +2150,18 @@
                 <w:color w:val="8C6937"/>
                 <w:sz w:val="19"/>
               </w:rPr>
-              <w:t>Store Receipts</w:t>
+              <w:t>Redemption &amp; Validity</w:t>
             </w:r>
           </w:p>
         </w:tc>
         <w:tc>
           <w:tcPr>
-            <w:tcW w:type="dxa" w:w="3744"/>
+            <w:tcW w:type="dxa" w:w="3888"/>
             <w:tcMar>
-              <w:top w:w="100" w:type="dxa"/>
-              <w:bottom w:w="100" w:type="dxa"/>
-              <w:left w:w="120" w:type="dxa"/>
-              <w:right w:w="120" w:type="dxa"/>
+              <w:top w:w="90" w:type="dxa"/>
+              <w:bottom w:w="90" w:type="dxa"/>
+              <w:left w:w="115" w:type="dxa"/>
+              <w:right w:w="115" w:type="dxa"/>
             </w:tcMar>
             <w:shd w:fill="FFFFFF"/>
           </w:tcPr>
@@ -1111,7 +2172,7 @@
                 <w:color w:val="323232"/>
                 <w:sz w:val="19"/>
               </w:rPr>
-              <w:t>All physical store bills safely stored in phone forever.</w:t>
+              <w:t>Redeemable at POS Counter &amp; Mobile App</w:t>
             </w:r>
           </w:p>
         </w:tc>
@@ -1119,10 +2180,10 @@
           <w:tcPr>
             <w:tcW w:type="dxa" w:w="3888"/>
             <w:tcMar>
-              <w:top w:w="100" w:type="dxa"/>
-              <w:bottom w:w="100" w:type="dxa"/>
-              <w:left w:w="120" w:type="dxa"/>
-              <w:right w:w="120" w:type="dxa"/>
+              <w:top w:w="90" w:type="dxa"/>
+              <w:bottom w:w="90" w:type="dxa"/>
+              <w:left w:w="115" w:type="dxa"/>
+              <w:right w:w="115" w:type="dxa"/>
             </w:tcMar>
             <w:shd w:fill="FFFFFF"/>
           </w:tcPr>
@@ -1133,7 +2194,7 @@
                 <w:color w:val="323232"/>
                 <w:sz w:val="19"/>
               </w:rPr>
-              <w:t>Paperless digital records with official Tally sales voucher numbers.</w:t>
+              <w:t>1 Point = ₹1 Rupee instant discount • Valid for 2 Years (24 Months).</w:t>
             </w:r>
           </w:p>
         </w:tc>
@@ -1143,10 +2204,10 @@
           <w:tcPr>
             <w:tcW w:type="dxa" w:w="2160"/>
             <w:tcMar>
-              <w:top w:w="100" w:type="dxa"/>
-              <w:bottom w:w="100" w:type="dxa"/>
-              <w:left w:w="120" w:type="dxa"/>
-              <w:right w:w="120" w:type="dxa"/>
+              <w:top w:w="90" w:type="dxa"/>
+              <w:bottom w:w="90" w:type="dxa"/>
+              <w:left w:w="115" w:type="dxa"/>
+              <w:right w:w="115" w:type="dxa"/>
             </w:tcMar>
             <w:shd w:fill="FBF9F6"/>
           </w:tcPr>
@@ -1158,18 +2219,18 @@
                 <w:color w:val="8C6937"/>
                 <w:sz w:val="19"/>
               </w:rPr>
-              <w:t>Billing Speed</w:t>
+              <w:t>Redemption &amp; Validity</w:t>
             </w:r>
           </w:p>
         </w:tc>
         <w:tc>
           <w:tcPr>
-            <w:tcW w:type="dxa" w:w="3744"/>
+            <w:tcW w:type="dxa" w:w="3888"/>
             <w:tcMar>
-              <w:top w:w="100" w:type="dxa"/>
-              <w:bottom w:w="100" w:type="dxa"/>
-              <w:left w:w="120" w:type="dxa"/>
-              <w:right w:w="120" w:type="dxa"/>
+              <w:top w:w="90" w:type="dxa"/>
+              <w:bottom w:w="90" w:type="dxa"/>
+              <w:left w:w="115" w:type="dxa"/>
+              <w:right w:w="115" w:type="dxa"/>
             </w:tcMar>
             <w:shd w:fill="FBF9F6"/>
           </w:tcPr>
@@ -1180,7 +2241,7 @@
                 <w:color w:val="323232"/>
                 <w:sz w:val="19"/>
               </w:rPr>
-              <w:t>Discounts applied instantly by quoting mobile number.</w:t>
+              <w:t>Redeemable at POS Counter &amp; Mobile App</w:t>
             </w:r>
           </w:p>
         </w:tc>
@@ -1188,10 +2249,10 @@
           <w:tcPr>
             <w:tcW w:type="dxa" w:w="3888"/>
             <w:tcMar>
-              <w:top w:w="100" w:type="dxa"/>
-              <w:bottom w:w="100" w:type="dxa"/>
-              <w:left w:w="120" w:type="dxa"/>
-              <w:right w:w="120" w:type="dxa"/>
+              <w:top w:w="90" w:type="dxa"/>
+              <w:bottom w:w="90" w:type="dxa"/>
+              <w:left w:w="115" w:type="dxa"/>
+              <w:right w:w="115" w:type="dxa"/>
             </w:tcMar>
             <w:shd w:fill="FBF9F6"/>
           </w:tcPr>
@@ -1202,7 +2263,7 @@
                 <w:color w:val="323232"/>
                 <w:sz w:val="19"/>
               </w:rPr>
-              <w:t>Customer lookup in under 2 seconds; faster counter queues.</w:t>
+              <w:t>1 Point = ₹1 Rupee instant discount • Valid for 2 Years (24 Months).</w:t>
             </w:r>
           </w:p>
         </w:tc>
@@ -1212,10 +2273,10 @@
           <w:tcPr>
             <w:tcW w:type="dxa" w:w="2160"/>
             <w:tcMar>
-              <w:top w:w="100" w:type="dxa"/>
-              <w:bottom w:w="100" w:type="dxa"/>
-              <w:left w:w="120" w:type="dxa"/>
-              <w:right w:w="120" w:type="dxa"/>
+              <w:top w:w="90" w:type="dxa"/>
+              <w:bottom w:w="90" w:type="dxa"/>
+              <w:left w:w="115" w:type="dxa"/>
+              <w:right w:w="115" w:type="dxa"/>
             </w:tcMar>
             <w:shd w:fill="FFFFFF"/>
           </w:tcPr>
@@ -1227,18 +2288,18 @@
                 <w:color w:val="8C6937"/>
                 <w:sz w:val="19"/>
               </w:rPr>
-              <w:t>VIP Privileges</w:t>
+              <w:t>Redemption &amp; Validity</w:t>
             </w:r>
           </w:p>
         </w:tc>
         <w:tc>
           <w:tcPr>
-            <w:tcW w:type="dxa" w:w="3744"/>
+            <w:tcW w:type="dxa" w:w="3888"/>
             <w:tcMar>
-              <w:top w:w="100" w:type="dxa"/>
-              <w:bottom w:w="100" w:type="dxa"/>
-              <w:left w:w="120" w:type="dxa"/>
-              <w:right w:w="120" w:type="dxa"/>
+              <w:top w:w="90" w:type="dxa"/>
+              <w:bottom w:w="90" w:type="dxa"/>
+              <w:left w:w="115" w:type="dxa"/>
+              <w:right w:w="115" w:type="dxa"/>
             </w:tcMar>
             <w:shd w:fill="FFFFFF"/>
           </w:tcPr>
@@ -1249,7 +2310,7 @@
                 <w:color w:val="323232"/>
                 <w:sz w:val="19"/>
               </w:rPr>
-              <w:t>20% Annual Bonus milestone when spending over ₹1 Lakh.</w:t>
+              <w:t>Redeemable at POS Counter &amp; Mobile App</w:t>
             </w:r>
           </w:p>
         </w:tc>
@@ -1257,10 +2318,10 @@
           <w:tcPr>
             <w:tcW w:type="dxa" w:w="3888"/>
             <w:tcMar>
-              <w:top w:w="100" w:type="dxa"/>
-              <w:bottom w:w="100" w:type="dxa"/>
-              <w:left w:w="120" w:type="dxa"/>
-              <w:right w:w="120" w:type="dxa"/>
+              <w:top w:w="90" w:type="dxa"/>
+              <w:bottom w:w="90" w:type="dxa"/>
+              <w:left w:w="115" w:type="dxa"/>
+              <w:right w:w="115" w:type="dxa"/>
             </w:tcMar>
             <w:shd w:fill="FFFFFF"/>
           </w:tcPr>
@@ -1271,7 +2332,7 @@
                 <w:color w:val="323232"/>
                 <w:sz w:val="19"/>
               </w:rPr>
-              <w:t>Encourages repeat visits and customer lifetime loyalty.</w:t>
+              <w:t>1 Point = ₹1 Rupee instant discount • Valid for 2 Years (24 Months).</w:t>
             </w:r>
           </w:p>
         </w:tc>
@@ -1281,10 +2342,10 @@
           <w:tcPr>
             <w:tcW w:type="dxa" w:w="2160"/>
             <w:tcMar>
-              <w:top w:w="100" w:type="dxa"/>
-              <w:bottom w:w="100" w:type="dxa"/>
-              <w:left w:w="120" w:type="dxa"/>
-              <w:right w:w="120" w:type="dxa"/>
+              <w:top w:w="90" w:type="dxa"/>
+              <w:bottom w:w="90" w:type="dxa"/>
+              <w:left w:w="115" w:type="dxa"/>
+              <w:right w:w="115" w:type="dxa"/>
             </w:tcMar>
             <w:shd w:fill="FBF9F6"/>
           </w:tcPr>
@@ -1296,18 +2357,18 @@
                 <w:color w:val="8C6937"/>
                 <w:sz w:val="19"/>
               </w:rPr>
-              <w:t>Shopping Reach</w:t>
+              <w:t>Redemption &amp; Validity</w:t>
             </w:r>
           </w:p>
         </w:tc>
         <w:tc>
           <w:tcPr>
-            <w:tcW w:type="dxa" w:w="3744"/>
+            <w:tcW w:type="dxa" w:w="3888"/>
             <w:tcMar>
-              <w:top w:w="100" w:type="dxa"/>
-              <w:bottom w:w="100" w:type="dxa"/>
-              <w:left w:w="120" w:type="dxa"/>
-              <w:right w:w="120" w:type="dxa"/>
+              <w:top w:w="90" w:type="dxa"/>
+              <w:bottom w:w="90" w:type="dxa"/>
+              <w:left w:w="115" w:type="dxa"/>
+              <w:right w:w="115" w:type="dxa"/>
             </w:tcMar>
             <w:shd w:fill="FBF9F6"/>
           </w:tcPr>
@@ -1318,7 +2379,7 @@
                 <w:color w:val="323232"/>
                 <w:sz w:val="19"/>
               </w:rPr>
-              <w:t>Browse luxury catalog and make purchases from home.</w:t>
+              <w:t>Redeemable at POS Counter &amp; Mobile App</w:t>
             </w:r>
           </w:p>
         </w:tc>
@@ -1326,10 +2387,10 @@
           <w:tcPr>
             <w:tcW w:type="dxa" w:w="3888"/>
             <w:tcMar>
-              <w:top w:w="100" w:type="dxa"/>
-              <w:bottom w:w="100" w:type="dxa"/>
-              <w:left w:w="120" w:type="dxa"/>
-              <w:right w:w="120" w:type="dxa"/>
+              <w:top w:w="90" w:type="dxa"/>
+              <w:bottom w:w="90" w:type="dxa"/>
+              <w:left w:w="115" w:type="dxa"/>
+              <w:right w:w="115" w:type="dxa"/>
             </w:tcMar>
             <w:shd w:fill="FBF9F6"/>
           </w:tcPr>
@@ -1340,7 +2401,76 @@
                 <w:color w:val="323232"/>
                 <w:sz w:val="19"/>
               </w:rPr>
-              <w:t>Unified inventory across physical store and online sales.</w:t>
+              <w:t>1 Point = ₹1 Rupee instant discount • Valid for 2 Years (24 Months).</w:t>
+            </w:r>
+          </w:p>
+        </w:tc>
+      </w:tr>
+      <w:tr>
+        <w:tc>
+          <w:tcPr>
+            <w:tcW w:type="dxa" w:w="2160"/>
+            <w:tcMar>
+              <w:top w:w="90" w:type="dxa"/>
+              <w:bottom w:w="90" w:type="dxa"/>
+              <w:left w:w="115" w:type="dxa"/>
+              <w:right w:w="115" w:type="dxa"/>
+            </w:tcMar>
+            <w:shd w:fill="FFFFFF"/>
+          </w:tcPr>
+          <w:p>
+            <w:r>
+              <w:rPr>
+                <w:rFonts w:ascii="Calibri" w:hAnsi="Calibri"/>
+                <w:b/>
+                <w:color w:val="8C6937"/>
+                <w:sz w:val="19"/>
+              </w:rPr>
+              <w:t>Redemption &amp; Validity</w:t>
+            </w:r>
+          </w:p>
+        </w:tc>
+        <w:tc>
+          <w:tcPr>
+            <w:tcW w:type="dxa" w:w="3888"/>
+            <w:tcMar>
+              <w:top w:w="90" w:type="dxa"/>
+              <w:bottom w:w="90" w:type="dxa"/>
+              <w:left w:w="115" w:type="dxa"/>
+              <w:right w:w="115" w:type="dxa"/>
+            </w:tcMar>
+            <w:shd w:fill="FFFFFF"/>
+          </w:tcPr>
+          <w:p>
+            <w:r>
+              <w:rPr>
+                <w:rFonts w:ascii="Calibri" w:hAnsi="Calibri"/>
+                <w:color w:val="323232"/>
+                <w:sz w:val="19"/>
+              </w:rPr>
+              <w:t>Redeemable at POS Counter &amp; Mobile App</w:t>
+            </w:r>
+          </w:p>
+        </w:tc>
+        <w:tc>
+          <w:tcPr>
+            <w:tcW w:type="dxa" w:w="3888"/>
+            <w:tcMar>
+              <w:top w:w="90" w:type="dxa"/>
+              <w:bottom w:w="90" w:type="dxa"/>
+              <w:left w:w="115" w:type="dxa"/>
+              <w:right w:w="115" w:type="dxa"/>
+            </w:tcMar>
+            <w:shd w:fill="FFFFFF"/>
+          </w:tcPr>
+          <w:p>
+            <w:r>
+              <w:rPr>
+                <w:rFonts w:ascii="Calibri" w:hAnsi="Calibri"/>
+                <w:color w:val="323232"/>
+                <w:sz w:val="19"/>
+              </w:rPr>
+              <w:t>1 Point = ₹1 Rupee instant discount • Valid for 2 Years (24 Months).</w:t>
             </w:r>
           </w:p>
         </w:tc>
@@ -1348,12 +2478,12 @@
     </w:tbl>
     <w:p>
       <w:pPr>
-        <w:spacing w:after="280"/>
+        <w:spacing w:after="200"/>
       </w:pPr>
     </w:p>
     <w:p>
       <w:pPr>
-        <w:spacing w:before="200"/>
+        <w:spacing w:before="160"/>
         <w:jc w:val="right"/>
       </w:pPr>
       <w:r>
@@ -1372,14 +2502,14 @@
           <w:color w:val="828282"/>
           <w:sz w:val="17"/>
         </w:rPr>
-        <w:t>Vadodara, Gujarat  •  Version 2.0  •  October 2026</w:t>
+        <w:t>Spentha Complex, Alkapuri, Vadodara  •  Updated Edition (Including GO SILVER 2027–2028)  •  October 2026</w:t>
       </w:r>
     </w:p>
     <w:sectPr>
       <w:headerReference w:type="default" r:id="rId9"/>
       <w:footerReference w:type="default" r:id="rId10"/>
       <w:pgSz w:w="12240" w:h="15840"/>
-      <w:pgMar w:top="1152" w:right="1224" w:bottom="1152" w:left="1224" w:header="720" w:footer="720" w:gutter="0"/>
+      <w:pgMar w:top="1080" w:right="1152" w:bottom="1080" w:left="1152" w:header="720" w:footer="720" w:gutter="0"/>
       <w:cols w:space="720"/>
       <w:docGrid w:linePitch="360"/>
     </w:sectPr>
@@ -1400,7 +2530,7 @@
         <w:color w:val="8C8C8C"/>
         <w:sz w:val="17"/>
       </w:rPr>
-      <w:t>Confidential — For The HUB Executive Team &amp; Stakeholders</w:t>
+      <w:t>Confidential — Prepared for The HUB Management &amp; Stakeholders</w:t>
     </w:r>
   </w:p>
 </w:ftr>
@@ -1419,7 +2549,7 @@
         <w:color w:val="A08C6E"/>
         <w:sz w:val="17"/>
       </w:rPr>
-      <w:t>THE HUB • VADODARA  |  HUBKLUB Omnichannel Retail System</w:t>
+      <w:t>THE HUB • VADODARA  |  HUBKLUB &amp; GO SILVER (2027–2028) Omnichannel Retail System</w:t>
     </w:r>
   </w:p>
 </w:hdr>
